--- a/BGIL_DBT/validation/DM-T/DM-T2_OPUS.docx
+++ b/BGIL_DBT/validation/DM-T/DM-T2_OPUS.docx
@@ -686,6 +686,12 @@
             <w:r>
               <w:t xml:space="preserve">HUB  HUB_CLAIM</w:t>
             </w:r>
+            <w:r>
+              <w:rPr>
+                <w:b/>
+              </w:rPr>
+              <w:t xml:space="preserve"> [Partner LOB]</w:t>
+            </w:r>
           </w:p>
         </w:tc>
         <w:tc>
@@ -802,6 +808,12 @@
             <w:r>
               <w:t xml:space="preserve">HUB  HUB_DOCUMENT</w:t>
             </w:r>
+            <w:r>
+              <w:rPr>
+                <w:b/>
+              </w:rPr>
+              <w:t xml:space="preserve"> [Partner LOB]</w:t>
+            </w:r>
           </w:p>
         </w:tc>
         <w:tc>
@@ -860,6 +872,12 @@
             <w:r>
               <w:t xml:space="preserve">HUB  HUB_LOCATION</w:t>
             </w:r>
+            <w:r>
+              <w:rPr>
+                <w:b/>
+              </w:rPr>
+              <w:t xml:space="preserve"> [Partner LOB]</w:t>
+            </w:r>
           </w:p>
         </w:tc>
         <w:tc>
@@ -918,6 +936,12 @@
             <w:r>
               <w:t xml:space="preserve">HUB  HUB_ORG_UNIT</w:t>
             </w:r>
+            <w:r>
+              <w:rPr>
+                <w:b/>
+              </w:rPr>
+              <w:t xml:space="preserve"> [Partner LOB]</w:t>
+            </w:r>
           </w:p>
         </w:tc>
         <w:tc>
@@ -976,6 +1000,12 @@
             <w:r>
               <w:t xml:space="preserve">HUB  HUB_PARTY</w:t>
             </w:r>
+            <w:r>
+              <w:rPr>
+                <w:b/>
+              </w:rPr>
+              <w:t xml:space="preserve"> [Partner LOB]</w:t>
+            </w:r>
           </w:p>
         </w:tc>
         <w:tc>
@@ -1034,6 +1064,12 @@
             <w:r>
               <w:t xml:space="preserve">HUB  HUB_POLICY</w:t>
             </w:r>
+            <w:r>
+              <w:rPr>
+                <w:b/>
+              </w:rPr>
+              <w:t xml:space="preserve"> [Partner LOB]</w:t>
+            </w:r>
           </w:p>
         </w:tc>
         <w:tc>
@@ -1150,6 +1186,12 @@
             <w:r>
               <w:t xml:space="preserve">HUB  HUB_RISK_OBJECT</w:t>
             </w:r>
+            <w:r>
+              <w:rPr>
+                <w:b/>
+              </w:rPr>
+              <w:t xml:space="preserve"> [Partner LOB]</w:t>
+            </w:r>
           </w:p>
         </w:tc>
         <w:tc>
@@ -1382,6 +1424,12 @@
             <w:r>
               <w:t xml:space="preserve">SATELLITE  SAT_AGREEMENT_COMMERCIAL_TERMS</w:t>
             </w:r>
+            <w:r>
+              <w:rPr>
+                <w:b/>
+              </w:rPr>
+              <w:t xml:space="preserve"> [Partner LOB]</w:t>
+            </w:r>
           </w:p>
         </w:tc>
         <w:tc>
@@ -1440,6 +1488,12 @@
             <w:r>
               <w:t xml:space="preserve">SATELLITE  SAT_AGREEMENT_DEFINITION</w:t>
             </w:r>
+            <w:r>
+              <w:rPr>
+                <w:b/>
+              </w:rPr>
+              <w:t xml:space="preserve"> [Partner LOB]</w:t>
+            </w:r>
           </w:p>
         </w:tc>
         <w:tc>
@@ -1962,6 +2016,12 @@
             <w:r>
               <w:t xml:space="preserve">SATELLITE  SAT_AUG_LNK_ROLE_AGENT</w:t>
             </w:r>
+            <w:r>
+              <w:rPr>
+                <w:b/>
+              </w:rPr>
+              <w:t xml:space="preserve"> [Partner LOB]</w:t>
+            </w:r>
           </w:p>
         </w:tc>
         <w:tc>
@@ -2020,6 +2080,12 @@
             <w:r>
               <w:t xml:space="preserve">SATELLITE  SAT_AUG_LNK_ROLE_CUSTOMER</w:t>
             </w:r>
+            <w:r>
+              <w:rPr>
+                <w:b/>
+              </w:rPr>
+              <w:t xml:space="preserve"> [Partner LOB]</w:t>
+            </w:r>
           </w:p>
         </w:tc>
         <w:tc>
@@ -2078,6 +2144,12 @@
             <w:r>
               <w:t xml:space="preserve">SATELLITE  SAT_AUG_LNK_ROLE_PROVIDER</w:t>
             </w:r>
+            <w:r>
+              <w:rPr>
+                <w:b/>
+              </w:rPr>
+              <w:t xml:space="preserve"> [Partner LOB]</w:t>
+            </w:r>
           </w:p>
         </w:tc>
         <w:tc>
@@ -2136,6 +2208,12 @@
             <w:r>
               <w:t xml:space="preserve">SATELLITE  SAT_AUG_LNK_ROLE_SURVEYOR</w:t>
             </w:r>
+            <w:r>
+              <w:rPr>
+                <w:b/>
+              </w:rPr>
+              <w:t xml:space="preserve"> [Partner LOB]</w:t>
+            </w:r>
           </w:p>
         </w:tc>
         <w:tc>
@@ -2368,6 +2446,12 @@
             <w:r>
               <w:t xml:space="preserve">SATELLITE  SAT_COMMON_ADDRESS</w:t>
             </w:r>
+            <w:r>
+              <w:rPr>
+                <w:b/>
+              </w:rPr>
+              <w:t xml:space="preserve"> [Partner LOB]</w:t>
+            </w:r>
           </w:p>
         </w:tc>
         <w:tc>
@@ -2484,6 +2568,12 @@
             <w:r>
               <w:t xml:space="preserve">SATELLITE  SAT_COMMON_CLASSIFICATION</w:t>
             </w:r>
+            <w:r>
+              <w:rPr>
+                <w:b/>
+              </w:rPr>
+              <w:t xml:space="preserve"> [Partner LOB]</w:t>
+            </w:r>
           </w:p>
         </w:tc>
         <w:tc>
@@ -2542,6 +2632,12 @@
             <w:r>
               <w:t xml:space="preserve">SATELLITE  SAT_COMMON_COMMUNICATION_PREFERENCE</w:t>
             </w:r>
+            <w:r>
+              <w:rPr>
+                <w:b/>
+              </w:rPr>
+              <w:t xml:space="preserve"> [Partner LOB]</w:t>
+            </w:r>
           </w:p>
         </w:tc>
         <w:tc>
@@ -2600,6 +2696,12 @@
             <w:r>
               <w:t xml:space="preserve">SATELLITE  SAT_COMMON_CONSENT</w:t>
             </w:r>
+            <w:r>
+              <w:rPr>
+                <w:b/>
+              </w:rPr>
+              <w:t xml:space="preserve"> [Partner LOB]</w:t>
+            </w:r>
           </w:p>
         </w:tc>
         <w:tc>
@@ -2658,6 +2760,12 @@
             <w:r>
               <w:t xml:space="preserve">SATELLITE  SAT_COMMON_CONTACT</w:t>
             </w:r>
+            <w:r>
+              <w:rPr>
+                <w:b/>
+              </w:rPr>
+              <w:t xml:space="preserve"> [Partner LOB]</w:t>
+            </w:r>
           </w:p>
         </w:tc>
         <w:tc>
@@ -2716,6 +2824,12 @@
             <w:r>
               <w:t xml:space="preserve">SATELLITE  SAT_COMMON_GEO</w:t>
             </w:r>
+            <w:r>
+              <w:rPr>
+                <w:b/>
+              </w:rPr>
+              <w:t xml:space="preserve"> [Partner LOB]</w:t>
+            </w:r>
           </w:p>
         </w:tc>
         <w:tc>
@@ -2774,6 +2888,12 @@
             <w:r>
               <w:t xml:space="preserve">SATELLITE  SAT_DOCUMENT_DEFINITION</w:t>
             </w:r>
+            <w:r>
+              <w:rPr>
+                <w:b/>
+              </w:rPr>
+              <w:t xml:space="preserve"> [Partner LOB]</w:t>
+            </w:r>
           </w:p>
         </w:tc>
         <w:tc>
@@ -2890,6 +3010,12 @@
             <w:r>
               <w:t xml:space="preserve">SATELLITE  SAT_LNK_PARTY_ROLE_CORE</w:t>
             </w:r>
+            <w:r>
+              <w:rPr>
+                <w:b/>
+              </w:rPr>
+              <w:t xml:space="preserve"> [Partner LOB]</w:t>
+            </w:r>
           </w:p>
         </w:tc>
         <w:tc>
@@ -2948,6 +3074,12 @@
             <w:r>
               <w:t xml:space="preserve">SATELLITE  SAT_LNK_POLICY_PARTY_ROLE</w:t>
             </w:r>
+            <w:r>
+              <w:rPr>
+                <w:b/>
+              </w:rPr>
+              <w:t xml:space="preserve"> [Partner LOB]</w:t>
+            </w:r>
           </w:p>
         </w:tc>
         <w:tc>
@@ -3006,6 +3138,12 @@
             <w:r>
               <w:t xml:space="preserve">SATELLITE  SAT_LNK_ROLE_AGENT</w:t>
             </w:r>
+            <w:r>
+              <w:rPr>
+                <w:b/>
+              </w:rPr>
+              <w:t xml:space="preserve"> [Partner LOB]</w:t>
+            </w:r>
           </w:p>
         </w:tc>
         <w:tc>
@@ -3064,6 +3202,12 @@
             <w:r>
               <w:t xml:space="preserve">SATELLITE  SAT_LNK_ROLE_CUSTOMER</w:t>
             </w:r>
+            <w:r>
+              <w:rPr>
+                <w:b/>
+              </w:rPr>
+              <w:t xml:space="preserve"> [Partner LOB]</w:t>
+            </w:r>
           </w:p>
         </w:tc>
         <w:tc>
@@ -3180,6 +3324,12 @@
             <w:r>
               <w:t xml:space="preserve">SATELLITE  SAT_LNK_ROLE_PROVIDER</w:t>
             </w:r>
+            <w:r>
+              <w:rPr>
+                <w:b/>
+              </w:rPr>
+              <w:t xml:space="preserve"> [Partner LOB]</w:t>
+            </w:r>
           </w:p>
         </w:tc>
         <w:tc>
@@ -3238,6 +3388,12 @@
             <w:r>
               <w:t xml:space="preserve">SATELLITE  SAT_LNK_ROLE_SURVEYOR</w:t>
             </w:r>
+            <w:r>
+              <w:rPr>
+                <w:b/>
+              </w:rPr>
+              <w:t xml:space="preserve"> [Partner LOB]</w:t>
+            </w:r>
           </w:p>
         </w:tc>
         <w:tc>
@@ -3296,6 +3452,12 @@
             <w:r>
               <w:t xml:space="preserve">SATELLITE  SAT_PARTY_AML_SCREENING</w:t>
             </w:r>
+            <w:r>
+              <w:rPr>
+                <w:b/>
+              </w:rPr>
+              <w:t xml:space="preserve"> [Partner LOB]</w:t>
+            </w:r>
           </w:p>
         </w:tc>
         <w:tc>
@@ -3354,6 +3516,12 @@
             <w:r>
               <w:t xml:space="preserve">SATELLITE  SAT_PARTY_BANKING</w:t>
             </w:r>
+            <w:r>
+              <w:rPr>
+                <w:b/>
+              </w:rPr>
+              <w:t xml:space="preserve"> [Partner LOB]</w:t>
+            </w:r>
           </w:p>
         </w:tc>
         <w:tc>
@@ -3470,6 +3638,12 @@
             <w:r>
               <w:t xml:space="preserve">SATELLITE  SAT_PARTY_CONTACT_ADDRESS_LINK</w:t>
             </w:r>
+            <w:r>
+              <w:rPr>
+                <w:b/>
+              </w:rPr>
+              <w:t xml:space="preserve"> [Partner LOB]</w:t>
+            </w:r>
           </w:p>
         </w:tc>
         <w:tc>
@@ -3528,6 +3702,12 @@
             <w:r>
               <w:t xml:space="preserve">SATELLITE  SAT_PARTY_EMPLOYMENT</w:t>
             </w:r>
+            <w:r>
+              <w:rPr>
+                <w:b/>
+              </w:rPr>
+              <w:t xml:space="preserve"> [Partner LOB]</w:t>
+            </w:r>
           </w:p>
         </w:tc>
         <w:tc>
@@ -3586,6 +3766,12 @@
             <w:r>
               <w:t xml:space="preserve">SATELLITE  SAT_PARTY_GROUP_CENSUS</w:t>
             </w:r>
+            <w:r>
+              <w:rPr>
+                <w:b/>
+              </w:rPr>
+              <w:t xml:space="preserve"> [Partner LOB]</w:t>
+            </w:r>
           </w:p>
         </w:tc>
         <w:tc>
@@ -3644,6 +3830,12 @@
             <w:r>
               <w:t xml:space="preserve">SATELLITE  SAT_PARTY_GROUP_HOUSEHOLD</w:t>
             </w:r>
+            <w:r>
+              <w:rPr>
+                <w:b/>
+              </w:rPr>
+              <w:t xml:space="preserve"> [Partner LOB]</w:t>
+            </w:r>
           </w:p>
         </w:tc>
         <w:tc>
@@ -3702,6 +3894,12 @@
             <w:r>
               <w:t xml:space="preserve">SATELLITE  SAT_PARTY_HEALTH_PROFILE</w:t>
             </w:r>
+            <w:r>
+              <w:rPr>
+                <w:b/>
+              </w:rPr>
+              <w:t xml:space="preserve"> [Partner LOB]</w:t>
+            </w:r>
           </w:p>
         </w:tc>
         <w:tc>
@@ -3760,6 +3958,12 @@
             <w:r>
               <w:t xml:space="preserve">SATELLITE  SAT_PARTY_IDENTIFICATION</w:t>
             </w:r>
+            <w:r>
+              <w:rPr>
+                <w:b/>
+              </w:rPr>
+              <w:t xml:space="preserve"> [Partner LOB]</w:t>
+            </w:r>
           </w:p>
         </w:tc>
         <w:tc>
@@ -3818,6 +4022,12 @@
             <w:r>
               <w:t xml:space="preserve">SATELLITE  SAT_PARTY_IDENTITY</w:t>
             </w:r>
+            <w:r>
+              <w:rPr>
+                <w:b/>
+              </w:rPr>
+              <w:t xml:space="preserve"> [Partner LOB]</w:t>
+            </w:r>
           </w:p>
         </w:tc>
         <w:tc>
@@ -3876,6 +4086,12 @@
             <w:r>
               <w:t xml:space="preserve">SATELLITE  SAT_PARTY_INDIVIDUAL_DEMOGRAPHICS</w:t>
             </w:r>
+            <w:r>
+              <w:rPr>
+                <w:b/>
+              </w:rPr>
+              <w:t xml:space="preserve"> [Partner LOB]</w:t>
+            </w:r>
           </w:p>
         </w:tc>
         <w:tc>
@@ -3934,6 +4150,12 @@
             <w:r>
               <w:t xml:space="preserve">SATELLITE  SAT_PARTY_KYC</w:t>
             </w:r>
+            <w:r>
+              <w:rPr>
+                <w:b/>
+              </w:rPr>
+              <w:t xml:space="preserve"> [Partner LOB]</w:t>
+            </w:r>
           </w:p>
         </w:tc>
         <w:tc>
@@ -3992,6 +4214,12 @@
             <w:r>
               <w:t xml:space="preserve">SATELLITE  SAT_PARTY_KYC_REFERENCE</w:t>
             </w:r>
+            <w:r>
+              <w:rPr>
+                <w:b/>
+              </w:rPr>
+              <w:t xml:space="preserve"> [Partner LOB]</w:t>
+            </w:r>
           </w:p>
         </w:tc>
         <w:tc>
@@ -4050,6 +4278,12 @@
             <w:r>
               <w:t xml:space="preserve">SATELLITE  SAT_PARTY_ORGANISATION_PROFILE</w:t>
             </w:r>
+            <w:r>
+              <w:rPr>
+                <w:b/>
+              </w:rPr>
+              <w:t xml:space="preserve"> [Partner LOB]</w:t>
+            </w:r>
           </w:p>
         </w:tc>
         <w:tc>
@@ -4282,6 +4516,12 @@
             <w:r>
               <w:t xml:space="preserve">SATELLITE  SAT_POLICY_CLASSIFICATION</w:t>
             </w:r>
+            <w:r>
+              <w:rPr>
+                <w:b/>
+              </w:rPr>
+              <w:t xml:space="preserve"> [Partner LOB]</w:t>
+            </w:r>
           </w:p>
         </w:tc>
         <w:tc>
@@ -4456,6 +4696,12 @@
             <w:r>
               <w:t xml:space="preserve">SATELLITE  SAT_POLICY_HEADER</w:t>
             </w:r>
+            <w:r>
+              <w:rPr>
+                <w:b/>
+              </w:rPr>
+              <w:t xml:space="preserve"> [Partner LOB]</w:t>
+            </w:r>
           </w:p>
         </w:tc>
         <w:tc>
@@ -4572,6 +4818,12 @@
             <w:r>
               <w:t xml:space="preserve">SATELLITE  SAT_POLICY_PREMIUM_SUMMARY</w:t>
             </w:r>
+            <w:r>
+              <w:rPr>
+                <w:b/>
+              </w:rPr>
+              <w:t xml:space="preserve"> [Partner LOB]</w:t>
+            </w:r>
           </w:p>
         </w:tc>
         <w:tc>
@@ -4688,6 +4940,12 @@
             <w:r>
               <w:t xml:space="preserve">SATELLITE  SAT_PROVIDER_BANKING</w:t>
             </w:r>
+            <w:r>
+              <w:rPr>
+                <w:b/>
+              </w:rPr>
+              <w:t xml:space="preserve"> [Partner LOB]</w:t>
+            </w:r>
           </w:p>
         </w:tc>
         <w:tc>
@@ -4745,6 +5003,12 @@
           <w:p>
             <w:r>
               <w:t xml:space="preserve">SATELLITE  SAT_PROVIDER_TARIFF</w:t>
+            </w:r>
+            <w:r>
+              <w:rPr>
+                <w:b/>
+              </w:rPr>
+              <w:t xml:space="preserve"> [Partner LOB]</w:t>
             </w:r>
           </w:p>
         </w:tc>
@@ -5698,6 +5962,12 @@
       <w:r>
         <w:t xml:space="preserve">4. OPUS — HUB  HUB_CLAIM</w:t>
       </w:r>
+      <w:r>
+        <w:rPr>
+          <w:b/>
+        </w:rPr>
+        <w:t xml:space="preserve"> [Partner LOB]</w:t>
+      </w:r>
     </w:p>
     <w:tbl>
       <w:tblPr>
@@ -5755,6 +6025,12 @@
           <w:p>
             <w:r>
               <w:t xml:space="preserve">HUB  HUB_CLAIM</w:t>
+            </w:r>
+            <w:r>
+              <w:rPr>
+                <w:b/>
+              </w:rPr>
+              <w:t xml:space="preserve"> [Partner LOB]</w:t>
             </w:r>
           </w:p>
         </w:tc>
@@ -6310,6 +6586,12 @@
       <w:r>
         <w:t xml:space="preserve">6. OPUS — HUB  HUB_DOCUMENT</w:t>
       </w:r>
+      <w:r>
+        <w:rPr>
+          <w:b/>
+        </w:rPr>
+        <w:t xml:space="preserve"> [Partner LOB]</w:t>
+      </w:r>
     </w:p>
     <w:tbl>
       <w:tblPr>
@@ -6367,6 +6649,12 @@
           <w:p>
             <w:r>
               <w:t xml:space="preserve">HUB  HUB_DOCUMENT</w:t>
+            </w:r>
+            <w:r>
+              <w:rPr>
+                <w:b/>
+              </w:rPr>
+              <w:t xml:space="preserve"> [Partner LOB]</w:t>
             </w:r>
           </w:p>
         </w:tc>
@@ -6616,6 +6904,12 @@
       <w:r>
         <w:t xml:space="preserve">7. OPUS — HUB  HUB_LOCATION</w:t>
       </w:r>
+      <w:r>
+        <w:rPr>
+          <w:b/>
+        </w:rPr>
+        <w:t xml:space="preserve"> [Partner LOB]</w:t>
+      </w:r>
     </w:p>
     <w:tbl>
       <w:tblPr>
@@ -6673,6 +6967,12 @@
           <w:p>
             <w:r>
               <w:t xml:space="preserve">HUB  HUB_LOCATION</w:t>
+            </w:r>
+            <w:r>
+              <w:rPr>
+                <w:b/>
+              </w:rPr>
+              <w:t xml:space="preserve"> [Partner LOB]</w:t>
             </w:r>
           </w:p>
         </w:tc>
@@ -6922,6 +7222,12 @@
       <w:r>
         <w:t xml:space="preserve">8. OPUS — HUB  HUB_ORG_UNIT</w:t>
       </w:r>
+      <w:r>
+        <w:rPr>
+          <w:b/>
+        </w:rPr>
+        <w:t xml:space="preserve"> [Partner LOB]</w:t>
+      </w:r>
     </w:p>
     <w:tbl>
       <w:tblPr>
@@ -6979,6 +7285,12 @@
           <w:p>
             <w:r>
               <w:t xml:space="preserve">HUB  HUB_ORG_UNIT</w:t>
+            </w:r>
+            <w:r>
+              <w:rPr>
+                <w:b/>
+              </w:rPr>
+              <w:t xml:space="preserve"> [Partner LOB]</w:t>
             </w:r>
           </w:p>
         </w:tc>
@@ -7228,6 +7540,12 @@
       <w:r>
         <w:t xml:space="preserve">9. OPUS — HUB  HUB_PARTY</w:t>
       </w:r>
+      <w:r>
+        <w:rPr>
+          <w:b/>
+        </w:rPr>
+        <w:t xml:space="preserve"> [Partner LOB]</w:t>
+      </w:r>
     </w:p>
     <w:tbl>
       <w:tblPr>
@@ -7285,6 +7603,12 @@
           <w:p>
             <w:r>
               <w:t xml:space="preserve">HUB  HUB_PARTY</w:t>
+            </w:r>
+            <w:r>
+              <w:rPr>
+                <w:b/>
+              </w:rPr>
+              <w:t xml:space="preserve"> [Partner LOB]</w:t>
             </w:r>
           </w:p>
         </w:tc>
@@ -7534,6 +7858,12 @@
       <w:r>
         <w:t xml:space="preserve">10. OPUS — HUB  HUB_POLICY</w:t>
       </w:r>
+      <w:r>
+        <w:rPr>
+          <w:b/>
+        </w:rPr>
+        <w:t xml:space="preserve"> [Partner LOB]</w:t>
+      </w:r>
     </w:p>
     <w:tbl>
       <w:tblPr>
@@ -7591,6 +7921,12 @@
           <w:p>
             <w:r>
               <w:t xml:space="preserve">HUB  HUB_POLICY</w:t>
+            </w:r>
+            <w:r>
+              <w:rPr>
+                <w:b/>
+              </w:rPr>
+              <w:t xml:space="preserve"> [Partner LOB]</w:t>
             </w:r>
           </w:p>
         </w:tc>
@@ -8146,6 +8482,12 @@
       <w:r>
         <w:t xml:space="preserve">12. OPUS — HUB  HUB_RISK_OBJECT</w:t>
       </w:r>
+      <w:r>
+        <w:rPr>
+          <w:b/>
+        </w:rPr>
+        <w:t xml:space="preserve"> [Partner LOB]</w:t>
+      </w:r>
     </w:p>
     <w:tbl>
       <w:tblPr>
@@ -8203,6 +8545,12 @@
           <w:p>
             <w:r>
               <w:t xml:space="preserve">HUB  HUB_RISK_OBJECT</w:t>
+            </w:r>
+            <w:r>
+              <w:rPr>
+                <w:b/>
+              </w:rPr>
+              <w:t xml:space="preserve"> [Partner LOB]</w:t>
             </w:r>
           </w:p>
         </w:tc>
@@ -9370,6 +9718,12 @@
       <w:r>
         <w:t xml:space="preserve">16. OPUS — SATELLITE  SAT_AGREEMENT_COMMERCIAL_TERMS</w:t>
       </w:r>
+      <w:r>
+        <w:rPr>
+          <w:b/>
+        </w:rPr>
+        <w:t xml:space="preserve"> [Partner LOB]</w:t>
+      </w:r>
     </w:p>
     <w:tbl>
       <w:tblPr>
@@ -9427,6 +9781,12 @@
           <w:p>
             <w:r>
               <w:t xml:space="preserve">SATELLITE  SAT_AGREEMENT_COMMERCIAL_TERMS</w:t>
+            </w:r>
+            <w:r>
+              <w:rPr>
+                <w:b/>
+              </w:rPr>
+              <w:t xml:space="preserve"> [Partner LOB]</w:t>
             </w:r>
           </w:p>
         </w:tc>
@@ -9666,6 +10026,12 @@
       <w:r>
         <w:t xml:space="preserve">17. OPUS — SATELLITE  SAT_AGREEMENT_DEFINITION</w:t>
       </w:r>
+      <w:r>
+        <w:rPr>
+          <w:b/>
+        </w:rPr>
+        <w:t xml:space="preserve"> [Partner LOB]</w:t>
+      </w:r>
     </w:p>
     <w:tbl>
       <w:tblPr>
@@ -9723,6 +10089,12 @@
           <w:p>
             <w:r>
               <w:t xml:space="preserve">SATELLITE  SAT_AGREEMENT_DEFINITION</w:t>
+            </w:r>
+            <w:r>
+              <w:rPr>
+                <w:b/>
+              </w:rPr>
+              <w:t xml:space="preserve"> [Partner LOB]</w:t>
             </w:r>
           </w:p>
         </w:tc>
@@ -12330,6 +12702,12 @@
       <w:r>
         <w:t xml:space="preserve">26. OPUS — SATELLITE  SAT_AUG_LNK_ROLE_AGENT</w:t>
       </w:r>
+      <w:r>
+        <w:rPr>
+          <w:b/>
+        </w:rPr>
+        <w:t xml:space="preserve"> [Partner LOB]</w:t>
+      </w:r>
     </w:p>
     <w:tbl>
       <w:tblPr>
@@ -12387,6 +12765,12 @@
           <w:p>
             <w:r>
               <w:t xml:space="preserve">SATELLITE  SAT_AUG_LNK_ROLE_AGENT</w:t>
+            </w:r>
+            <w:r>
+              <w:rPr>
+                <w:b/>
+              </w:rPr>
+              <w:t xml:space="preserve"> [Partner LOB]</w:t>
             </w:r>
           </w:p>
         </w:tc>
@@ -12626,6 +13010,12 @@
       <w:r>
         <w:t xml:space="preserve">27. OPUS — SATELLITE  SAT_AUG_LNK_ROLE_CUSTOMER</w:t>
       </w:r>
+      <w:r>
+        <w:rPr>
+          <w:b/>
+        </w:rPr>
+        <w:t xml:space="preserve"> [Partner LOB]</w:t>
+      </w:r>
     </w:p>
     <w:tbl>
       <w:tblPr>
@@ -12683,6 +13073,12 @@
           <w:p>
             <w:r>
               <w:t xml:space="preserve">SATELLITE  SAT_AUG_LNK_ROLE_CUSTOMER</w:t>
+            </w:r>
+            <w:r>
+              <w:rPr>
+                <w:b/>
+              </w:rPr>
+              <w:t xml:space="preserve"> [Partner LOB]</w:t>
             </w:r>
           </w:p>
         </w:tc>
@@ -12922,6 +13318,12 @@
       <w:r>
         <w:t xml:space="preserve">28. OPUS — SATELLITE  SAT_AUG_LNK_ROLE_PROVIDER</w:t>
       </w:r>
+      <w:r>
+        <w:rPr>
+          <w:b/>
+        </w:rPr>
+        <w:t xml:space="preserve"> [Partner LOB]</w:t>
+      </w:r>
     </w:p>
     <w:tbl>
       <w:tblPr>
@@ -12979,6 +13381,12 @@
           <w:p>
             <w:r>
               <w:t xml:space="preserve">SATELLITE  SAT_AUG_LNK_ROLE_PROVIDER</w:t>
+            </w:r>
+            <w:r>
+              <w:rPr>
+                <w:b/>
+              </w:rPr>
+              <w:t xml:space="preserve"> [Partner LOB]</w:t>
             </w:r>
           </w:p>
         </w:tc>
@@ -13218,6 +13626,12 @@
       <w:r>
         <w:t xml:space="preserve">29. OPUS — SATELLITE  SAT_AUG_LNK_ROLE_SURVEYOR</w:t>
       </w:r>
+      <w:r>
+        <w:rPr>
+          <w:b/>
+        </w:rPr>
+        <w:t xml:space="preserve"> [Partner LOB]</w:t>
+      </w:r>
     </w:p>
     <w:tbl>
       <w:tblPr>
@@ -13275,6 +13689,12 @@
           <w:p>
             <w:r>
               <w:t xml:space="preserve">SATELLITE  SAT_AUG_LNK_ROLE_SURVEYOR</w:t>
+            </w:r>
+            <w:r>
+              <w:rPr>
+                <w:b/>
+              </w:rPr>
+              <w:t xml:space="preserve"> [Partner LOB]</w:t>
             </w:r>
           </w:p>
         </w:tc>
@@ -14402,6 +14822,12 @@
       <w:r>
         <w:t xml:space="preserve">33. OPUS — SATELLITE  SAT_COMMON_ADDRESS</w:t>
       </w:r>
+      <w:r>
+        <w:rPr>
+          <w:b/>
+        </w:rPr>
+        <w:t xml:space="preserve"> [Partner LOB]</w:t>
+      </w:r>
     </w:p>
     <w:tbl>
       <w:tblPr>
@@ -14459,6 +14885,12 @@
           <w:p>
             <w:r>
               <w:t xml:space="preserve">SATELLITE  SAT_COMMON_ADDRESS</w:t>
+            </w:r>
+            <w:r>
+              <w:rPr>
+                <w:b/>
+              </w:rPr>
+              <w:t xml:space="preserve"> [Partner LOB]</w:t>
             </w:r>
           </w:p>
         </w:tc>
@@ -14994,6 +15426,12 @@
       <w:r>
         <w:t xml:space="preserve">35. OPUS — SATELLITE  SAT_COMMON_CLASSIFICATION</w:t>
       </w:r>
+      <w:r>
+        <w:rPr>
+          <w:b/>
+        </w:rPr>
+        <w:t xml:space="preserve"> [Partner LOB]</w:t>
+      </w:r>
     </w:p>
     <w:tbl>
       <w:tblPr>
@@ -15051,6 +15489,12 @@
           <w:p>
             <w:r>
               <w:t xml:space="preserve">SATELLITE  SAT_COMMON_CLASSIFICATION</w:t>
+            </w:r>
+            <w:r>
+              <w:rPr>
+                <w:b/>
+              </w:rPr>
+              <w:t xml:space="preserve"> [Partner LOB]</w:t>
             </w:r>
           </w:p>
         </w:tc>
@@ -15290,6 +15734,12 @@
       <w:r>
         <w:t xml:space="preserve">36. OPUS — SATELLITE  SAT_COMMON_COMMUNICATION_PREFERENCE</w:t>
       </w:r>
+      <w:r>
+        <w:rPr>
+          <w:b/>
+        </w:rPr>
+        <w:t xml:space="preserve"> [Partner LOB]</w:t>
+      </w:r>
     </w:p>
     <w:tbl>
       <w:tblPr>
@@ -15347,6 +15797,12 @@
           <w:p>
             <w:r>
               <w:t xml:space="preserve">SATELLITE  SAT_COMMON_COMMUNICATION_PREFERENCE</w:t>
+            </w:r>
+            <w:r>
+              <w:rPr>
+                <w:b/>
+              </w:rPr>
+              <w:t xml:space="preserve"> [Partner LOB]</w:t>
             </w:r>
           </w:p>
         </w:tc>
@@ -15586,6 +16042,12 @@
       <w:r>
         <w:t xml:space="preserve">37. OPUS — SATELLITE  SAT_COMMON_CONSENT</w:t>
       </w:r>
+      <w:r>
+        <w:rPr>
+          <w:b/>
+        </w:rPr>
+        <w:t xml:space="preserve"> [Partner LOB]</w:t>
+      </w:r>
     </w:p>
     <w:tbl>
       <w:tblPr>
@@ -15643,6 +16105,12 @@
           <w:p>
             <w:r>
               <w:t xml:space="preserve">SATELLITE  SAT_COMMON_CONSENT</w:t>
+            </w:r>
+            <w:r>
+              <w:rPr>
+                <w:b/>
+              </w:rPr>
+              <w:t xml:space="preserve"> [Partner LOB]</w:t>
             </w:r>
           </w:p>
         </w:tc>
@@ -15882,6 +16350,12 @@
       <w:r>
         <w:t xml:space="preserve">38. OPUS — SATELLITE  SAT_COMMON_CONTACT</w:t>
       </w:r>
+      <w:r>
+        <w:rPr>
+          <w:b/>
+        </w:rPr>
+        <w:t xml:space="preserve"> [Partner LOB]</w:t>
+      </w:r>
     </w:p>
     <w:tbl>
       <w:tblPr>
@@ -15939,6 +16413,12 @@
           <w:p>
             <w:r>
               <w:t xml:space="preserve">SATELLITE  SAT_COMMON_CONTACT</w:t>
+            </w:r>
+            <w:r>
+              <w:rPr>
+                <w:b/>
+              </w:rPr>
+              <w:t xml:space="preserve"> [Partner LOB]</w:t>
             </w:r>
           </w:p>
         </w:tc>
@@ -16178,6 +16658,12 @@
       <w:r>
         <w:t xml:space="preserve">39. OPUS — SATELLITE  SAT_COMMON_GEO</w:t>
       </w:r>
+      <w:r>
+        <w:rPr>
+          <w:b/>
+        </w:rPr>
+        <w:t xml:space="preserve"> [Partner LOB]</w:t>
+      </w:r>
     </w:p>
     <w:tbl>
       <w:tblPr>
@@ -16235,6 +16721,12 @@
           <w:p>
             <w:r>
               <w:t xml:space="preserve">SATELLITE  SAT_COMMON_GEO</w:t>
+            </w:r>
+            <w:r>
+              <w:rPr>
+                <w:b/>
+              </w:rPr>
+              <w:t xml:space="preserve"> [Partner LOB]</w:t>
             </w:r>
           </w:p>
         </w:tc>
@@ -16474,6 +16966,12 @@
       <w:r>
         <w:t xml:space="preserve">40. OPUS — SATELLITE  SAT_DOCUMENT_DEFINITION</w:t>
       </w:r>
+      <w:r>
+        <w:rPr>
+          <w:b/>
+        </w:rPr>
+        <w:t xml:space="preserve"> [Partner LOB]</w:t>
+      </w:r>
     </w:p>
     <w:tbl>
       <w:tblPr>
@@ -16531,6 +17029,12 @@
           <w:p>
             <w:r>
               <w:t xml:space="preserve">SATELLITE  SAT_DOCUMENT_DEFINITION</w:t>
+            </w:r>
+            <w:r>
+              <w:rPr>
+                <w:b/>
+              </w:rPr>
+              <w:t xml:space="preserve"> [Partner LOB]</w:t>
             </w:r>
           </w:p>
         </w:tc>
@@ -17066,6 +17570,12 @@
       <w:r>
         <w:t xml:space="preserve">42. OPUS — SATELLITE  SAT_LNK_PARTY_ROLE_CORE</w:t>
       </w:r>
+      <w:r>
+        <w:rPr>
+          <w:b/>
+        </w:rPr>
+        <w:t xml:space="preserve"> [Partner LOB]</w:t>
+      </w:r>
     </w:p>
     <w:tbl>
       <w:tblPr>
@@ -17123,6 +17633,12 @@
           <w:p>
             <w:r>
               <w:t xml:space="preserve">SATELLITE  SAT_LNK_PARTY_ROLE_CORE</w:t>
+            </w:r>
+            <w:r>
+              <w:rPr>
+                <w:b/>
+              </w:rPr>
+              <w:t xml:space="preserve"> [Partner LOB]</w:t>
             </w:r>
           </w:p>
         </w:tc>
@@ -17362,6 +17878,12 @@
       <w:r>
         <w:t xml:space="preserve">43. OPUS — SATELLITE  SAT_LNK_POLICY_PARTY_ROLE</w:t>
       </w:r>
+      <w:r>
+        <w:rPr>
+          <w:b/>
+        </w:rPr>
+        <w:t xml:space="preserve"> [Partner LOB]</w:t>
+      </w:r>
     </w:p>
     <w:tbl>
       <w:tblPr>
@@ -17419,6 +17941,12 @@
           <w:p>
             <w:r>
               <w:t xml:space="preserve">SATELLITE  SAT_LNK_POLICY_PARTY_ROLE</w:t>
+            </w:r>
+            <w:r>
+              <w:rPr>
+                <w:b/>
+              </w:rPr>
+              <w:t xml:space="preserve"> [Partner LOB]</w:t>
             </w:r>
           </w:p>
         </w:tc>
@@ -17658,6 +18186,12 @@
       <w:r>
         <w:t xml:space="preserve">44. OPUS — SATELLITE  SAT_LNK_ROLE_AGENT</w:t>
       </w:r>
+      <w:r>
+        <w:rPr>
+          <w:b/>
+        </w:rPr>
+        <w:t xml:space="preserve"> [Partner LOB]</w:t>
+      </w:r>
     </w:p>
     <w:tbl>
       <w:tblPr>
@@ -17715,6 +18249,12 @@
           <w:p>
             <w:r>
               <w:t xml:space="preserve">SATELLITE  SAT_LNK_ROLE_AGENT</w:t>
+            </w:r>
+            <w:r>
+              <w:rPr>
+                <w:b/>
+              </w:rPr>
+              <w:t xml:space="preserve"> [Partner LOB]</w:t>
             </w:r>
           </w:p>
         </w:tc>
@@ -17954,6 +18494,12 @@
       <w:r>
         <w:t xml:space="preserve">45. OPUS — SATELLITE  SAT_LNK_ROLE_CUSTOMER</w:t>
       </w:r>
+      <w:r>
+        <w:rPr>
+          <w:b/>
+        </w:rPr>
+        <w:t xml:space="preserve"> [Partner LOB]</w:t>
+      </w:r>
     </w:p>
     <w:tbl>
       <w:tblPr>
@@ -18011,6 +18557,12 @@
           <w:p>
             <w:r>
               <w:t xml:space="preserve">SATELLITE  SAT_LNK_ROLE_CUSTOMER</w:t>
+            </w:r>
+            <w:r>
+              <w:rPr>
+                <w:b/>
+              </w:rPr>
+              <w:t xml:space="preserve"> [Partner LOB]</w:t>
             </w:r>
           </w:p>
         </w:tc>
@@ -18546,6 +19098,12 @@
       <w:r>
         <w:t xml:space="preserve">47. OPUS — SATELLITE  SAT_LNK_ROLE_PROVIDER</w:t>
       </w:r>
+      <w:r>
+        <w:rPr>
+          <w:b/>
+        </w:rPr>
+        <w:t xml:space="preserve"> [Partner LOB]</w:t>
+      </w:r>
     </w:p>
     <w:tbl>
       <w:tblPr>
@@ -18603,6 +19161,12 @@
           <w:p>
             <w:r>
               <w:t xml:space="preserve">SATELLITE  SAT_LNK_ROLE_PROVIDER</w:t>
+            </w:r>
+            <w:r>
+              <w:rPr>
+                <w:b/>
+              </w:rPr>
+              <w:t xml:space="preserve"> [Partner LOB]</w:t>
             </w:r>
           </w:p>
         </w:tc>
@@ -18842,6 +19406,12 @@
       <w:r>
         <w:t xml:space="preserve">48. OPUS — SATELLITE  SAT_LNK_ROLE_SURVEYOR</w:t>
       </w:r>
+      <w:r>
+        <w:rPr>
+          <w:b/>
+        </w:rPr>
+        <w:t xml:space="preserve"> [Partner LOB]</w:t>
+      </w:r>
     </w:p>
     <w:tbl>
       <w:tblPr>
@@ -18899,6 +19469,12 @@
           <w:p>
             <w:r>
               <w:t xml:space="preserve">SATELLITE  SAT_LNK_ROLE_SURVEYOR</w:t>
+            </w:r>
+            <w:r>
+              <w:rPr>
+                <w:b/>
+              </w:rPr>
+              <w:t xml:space="preserve"> [Partner LOB]</w:t>
             </w:r>
           </w:p>
         </w:tc>
@@ -19138,6 +19714,12 @@
       <w:r>
         <w:t xml:space="preserve">49. OPUS — SATELLITE  SAT_PARTY_AML_SCREENING</w:t>
       </w:r>
+      <w:r>
+        <w:rPr>
+          <w:b/>
+        </w:rPr>
+        <w:t xml:space="preserve"> [Partner LOB]</w:t>
+      </w:r>
     </w:p>
     <w:tbl>
       <w:tblPr>
@@ -19195,6 +19777,12 @@
           <w:p>
             <w:r>
               <w:t xml:space="preserve">SATELLITE  SAT_PARTY_AML_SCREENING</w:t>
+            </w:r>
+            <w:r>
+              <w:rPr>
+                <w:b/>
+              </w:rPr>
+              <w:t xml:space="preserve"> [Partner LOB]</w:t>
             </w:r>
           </w:p>
         </w:tc>
@@ -19434,6 +20022,12 @@
       <w:r>
         <w:t xml:space="preserve">50. OPUS — SATELLITE  SAT_PARTY_BANKING</w:t>
       </w:r>
+      <w:r>
+        <w:rPr>
+          <w:b/>
+        </w:rPr>
+        <w:t xml:space="preserve"> [Partner LOB]</w:t>
+      </w:r>
     </w:p>
     <w:tbl>
       <w:tblPr>
@@ -19491,6 +20085,12 @@
           <w:p>
             <w:r>
               <w:t xml:space="preserve">SATELLITE  SAT_PARTY_BANKING</w:t>
+            </w:r>
+            <w:r>
+              <w:rPr>
+                <w:b/>
+              </w:rPr>
+              <w:t xml:space="preserve"> [Partner LOB]</w:t>
             </w:r>
           </w:p>
         </w:tc>
@@ -20026,6 +20626,12 @@
       <w:r>
         <w:t xml:space="preserve">52. OPUS — SATELLITE  SAT_PARTY_CONTACT_ADDRESS_LINK</w:t>
       </w:r>
+      <w:r>
+        <w:rPr>
+          <w:b/>
+        </w:rPr>
+        <w:t xml:space="preserve"> [Partner LOB]</w:t>
+      </w:r>
     </w:p>
     <w:tbl>
       <w:tblPr>
@@ -20083,6 +20689,12 @@
           <w:p>
             <w:r>
               <w:t xml:space="preserve">SATELLITE  SAT_PARTY_CONTACT_ADDRESS_LINK</w:t>
+            </w:r>
+            <w:r>
+              <w:rPr>
+                <w:b/>
+              </w:rPr>
+              <w:t xml:space="preserve"> [Partner LOB]</w:t>
             </w:r>
           </w:p>
         </w:tc>
@@ -20322,6 +20934,12 @@
       <w:r>
         <w:t xml:space="preserve">53. OPUS — SATELLITE  SAT_PARTY_EMPLOYMENT</w:t>
       </w:r>
+      <w:r>
+        <w:rPr>
+          <w:b/>
+        </w:rPr>
+        <w:t xml:space="preserve"> [Partner LOB]</w:t>
+      </w:r>
     </w:p>
     <w:tbl>
       <w:tblPr>
@@ -20379,6 +20997,12 @@
           <w:p>
             <w:r>
               <w:t xml:space="preserve">SATELLITE  SAT_PARTY_EMPLOYMENT</w:t>
+            </w:r>
+            <w:r>
+              <w:rPr>
+                <w:b/>
+              </w:rPr>
+              <w:t xml:space="preserve"> [Partner LOB]</w:t>
             </w:r>
           </w:p>
         </w:tc>
@@ -20618,6 +21242,12 @@
       <w:r>
         <w:t xml:space="preserve">54. OPUS — SATELLITE  SAT_PARTY_GROUP_CENSUS</w:t>
       </w:r>
+      <w:r>
+        <w:rPr>
+          <w:b/>
+        </w:rPr>
+        <w:t xml:space="preserve"> [Partner LOB]</w:t>
+      </w:r>
     </w:p>
     <w:tbl>
       <w:tblPr>
@@ -20675,6 +21305,12 @@
           <w:p>
             <w:r>
               <w:t xml:space="preserve">SATELLITE  SAT_PARTY_GROUP_CENSUS</w:t>
+            </w:r>
+            <w:r>
+              <w:rPr>
+                <w:b/>
+              </w:rPr>
+              <w:t xml:space="preserve"> [Partner LOB]</w:t>
             </w:r>
           </w:p>
         </w:tc>
@@ -20914,6 +21550,12 @@
       <w:r>
         <w:t xml:space="preserve">55. OPUS — SATELLITE  SAT_PARTY_GROUP_HOUSEHOLD</w:t>
       </w:r>
+      <w:r>
+        <w:rPr>
+          <w:b/>
+        </w:rPr>
+        <w:t xml:space="preserve"> [Partner LOB]</w:t>
+      </w:r>
     </w:p>
     <w:tbl>
       <w:tblPr>
@@ -20971,6 +21613,12 @@
           <w:p>
             <w:r>
               <w:t xml:space="preserve">SATELLITE  SAT_PARTY_GROUP_HOUSEHOLD</w:t>
+            </w:r>
+            <w:r>
+              <w:rPr>
+                <w:b/>
+              </w:rPr>
+              <w:t xml:space="preserve"> [Partner LOB]</w:t>
             </w:r>
           </w:p>
         </w:tc>
@@ -21210,6 +21858,12 @@
       <w:r>
         <w:t xml:space="preserve">56. OPUS — SATELLITE  SAT_PARTY_HEALTH_PROFILE</w:t>
       </w:r>
+      <w:r>
+        <w:rPr>
+          <w:b/>
+        </w:rPr>
+        <w:t xml:space="preserve"> [Partner LOB]</w:t>
+      </w:r>
     </w:p>
     <w:tbl>
       <w:tblPr>
@@ -21267,6 +21921,12 @@
           <w:p>
             <w:r>
               <w:t xml:space="preserve">SATELLITE  SAT_PARTY_HEALTH_PROFILE</w:t>
+            </w:r>
+            <w:r>
+              <w:rPr>
+                <w:b/>
+              </w:rPr>
+              <w:t xml:space="preserve"> [Partner LOB]</w:t>
             </w:r>
           </w:p>
         </w:tc>
@@ -21506,6 +22166,12 @@
       <w:r>
         <w:t xml:space="preserve">57. OPUS — SATELLITE  SAT_PARTY_IDENTIFICATION</w:t>
       </w:r>
+      <w:r>
+        <w:rPr>
+          <w:b/>
+        </w:rPr>
+        <w:t xml:space="preserve"> [Partner LOB]</w:t>
+      </w:r>
     </w:p>
     <w:tbl>
       <w:tblPr>
@@ -21563,6 +22229,12 @@
           <w:p>
             <w:r>
               <w:t xml:space="preserve">SATELLITE  SAT_PARTY_IDENTIFICATION</w:t>
+            </w:r>
+            <w:r>
+              <w:rPr>
+                <w:b/>
+              </w:rPr>
+              <w:t xml:space="preserve"> [Partner LOB]</w:t>
             </w:r>
           </w:p>
         </w:tc>
@@ -21802,6 +22474,12 @@
       <w:r>
         <w:t xml:space="preserve">58. OPUS — SATELLITE  SAT_PARTY_IDENTITY</w:t>
       </w:r>
+      <w:r>
+        <w:rPr>
+          <w:b/>
+        </w:rPr>
+        <w:t xml:space="preserve"> [Partner LOB]</w:t>
+      </w:r>
     </w:p>
     <w:tbl>
       <w:tblPr>
@@ -21859,6 +22537,12 @@
           <w:p>
             <w:r>
               <w:t xml:space="preserve">SATELLITE  SAT_PARTY_IDENTITY</w:t>
+            </w:r>
+            <w:r>
+              <w:rPr>
+                <w:b/>
+              </w:rPr>
+              <w:t xml:space="preserve"> [Partner LOB]</w:t>
             </w:r>
           </w:p>
         </w:tc>
@@ -22098,6 +22782,12 @@
       <w:r>
         <w:t xml:space="preserve">59. OPUS — SATELLITE  SAT_PARTY_INDIVIDUAL_DEMOGRAPHICS</w:t>
       </w:r>
+      <w:r>
+        <w:rPr>
+          <w:b/>
+        </w:rPr>
+        <w:t xml:space="preserve"> [Partner LOB]</w:t>
+      </w:r>
     </w:p>
     <w:tbl>
       <w:tblPr>
@@ -22155,6 +22845,12 @@
           <w:p>
             <w:r>
               <w:t xml:space="preserve">SATELLITE  SAT_PARTY_INDIVIDUAL_DEMOGRAPHICS</w:t>
+            </w:r>
+            <w:r>
+              <w:rPr>
+                <w:b/>
+              </w:rPr>
+              <w:t xml:space="preserve"> [Partner LOB]</w:t>
             </w:r>
           </w:p>
         </w:tc>
@@ -22394,6 +23090,12 @@
       <w:r>
         <w:t xml:space="preserve">60. OPUS — SATELLITE  SAT_PARTY_KYC</w:t>
       </w:r>
+      <w:r>
+        <w:rPr>
+          <w:b/>
+        </w:rPr>
+        <w:t xml:space="preserve"> [Partner LOB]</w:t>
+      </w:r>
     </w:p>
     <w:tbl>
       <w:tblPr>
@@ -22451,6 +23153,12 @@
           <w:p>
             <w:r>
               <w:t xml:space="preserve">SATELLITE  SAT_PARTY_KYC</w:t>
+            </w:r>
+            <w:r>
+              <w:rPr>
+                <w:b/>
+              </w:rPr>
+              <w:t xml:space="preserve"> [Partner LOB]</w:t>
             </w:r>
           </w:p>
         </w:tc>
@@ -22690,6 +23398,12 @@
       <w:r>
         <w:t xml:space="preserve">61. OPUS — SATELLITE  SAT_PARTY_KYC_REFERENCE</w:t>
       </w:r>
+      <w:r>
+        <w:rPr>
+          <w:b/>
+        </w:rPr>
+        <w:t xml:space="preserve"> [Partner LOB]</w:t>
+      </w:r>
     </w:p>
     <w:tbl>
       <w:tblPr>
@@ -22747,6 +23461,12 @@
           <w:p>
             <w:r>
               <w:t xml:space="preserve">SATELLITE  SAT_PARTY_KYC_REFERENCE</w:t>
+            </w:r>
+            <w:r>
+              <w:rPr>
+                <w:b/>
+              </w:rPr>
+              <w:t xml:space="preserve"> [Partner LOB]</w:t>
             </w:r>
           </w:p>
         </w:tc>
@@ -22986,6 +23706,12 @@
       <w:r>
         <w:t xml:space="preserve">62. OPUS — SATELLITE  SAT_PARTY_ORGANISATION_PROFILE</w:t>
       </w:r>
+      <w:r>
+        <w:rPr>
+          <w:b/>
+        </w:rPr>
+        <w:t xml:space="preserve"> [Partner LOB]</w:t>
+      </w:r>
     </w:p>
     <w:tbl>
       <w:tblPr>
@@ -23043,6 +23769,12 @@
           <w:p>
             <w:r>
               <w:t xml:space="preserve">SATELLITE  SAT_PARTY_ORGANISATION_PROFILE</w:t>
+            </w:r>
+            <w:r>
+              <w:rPr>
+                <w:b/>
+              </w:rPr>
+              <w:t xml:space="preserve"> [Partner LOB]</w:t>
             </w:r>
           </w:p>
         </w:tc>
@@ -24170,6 +24902,12 @@
       <w:r>
         <w:t xml:space="preserve">66. OPUS — SATELLITE  SAT_POLICY_CLASSIFICATION</w:t>
       </w:r>
+      <w:r>
+        <w:rPr>
+          <w:b/>
+        </w:rPr>
+        <w:t xml:space="preserve"> [Partner LOB]</w:t>
+      </w:r>
     </w:p>
     <w:tbl>
       <w:tblPr>
@@ -24227,6 +24965,12 @@
           <w:p>
             <w:r>
               <w:t xml:space="preserve">SATELLITE  SAT_POLICY_CLASSIFICATION</w:t>
+            </w:r>
+            <w:r>
+              <w:rPr>
+                <w:b/>
+              </w:rPr>
+              <w:t xml:space="preserve"> [Partner LOB]</w:t>
             </w:r>
           </w:p>
         </w:tc>
@@ -25058,6 +25802,12 @@
       <w:r>
         <w:t xml:space="preserve">69. OPUS — SATELLITE  SAT_POLICY_HEADER</w:t>
       </w:r>
+      <w:r>
+        <w:rPr>
+          <w:b/>
+        </w:rPr>
+        <w:t xml:space="preserve"> [Partner LOB]</w:t>
+      </w:r>
     </w:p>
     <w:tbl>
       <w:tblPr>
@@ -25115,6 +25865,12 @@
           <w:p>
             <w:r>
               <w:t xml:space="preserve">SATELLITE  SAT_POLICY_HEADER</w:t>
+            </w:r>
+            <w:r>
+              <w:rPr>
+                <w:b/>
+              </w:rPr>
+              <w:t xml:space="preserve"> [Partner LOB]</w:t>
             </w:r>
           </w:p>
         </w:tc>
@@ -25650,6 +26406,12 @@
       <w:r>
         <w:t xml:space="preserve">71. OPUS — SATELLITE  SAT_POLICY_PREMIUM_SUMMARY</w:t>
       </w:r>
+      <w:r>
+        <w:rPr>
+          <w:b/>
+        </w:rPr>
+        <w:t xml:space="preserve"> [Partner LOB]</w:t>
+      </w:r>
     </w:p>
     <w:tbl>
       <w:tblPr>
@@ -25707,6 +26469,12 @@
           <w:p>
             <w:r>
               <w:t xml:space="preserve">SATELLITE  SAT_POLICY_PREMIUM_SUMMARY</w:t>
+            </w:r>
+            <w:r>
+              <w:rPr>
+                <w:b/>
+              </w:rPr>
+              <w:t xml:space="preserve"> [Partner LOB]</w:t>
             </w:r>
           </w:p>
         </w:tc>
@@ -26242,6 +27010,12 @@
       <w:r>
         <w:t xml:space="preserve">73. OPUS — SATELLITE  SAT_PROVIDER_BANKING</w:t>
       </w:r>
+      <w:r>
+        <w:rPr>
+          <w:b/>
+        </w:rPr>
+        <w:t xml:space="preserve"> [Partner LOB]</w:t>
+      </w:r>
     </w:p>
     <w:tbl>
       <w:tblPr>
@@ -26299,6 +27073,12 @@
           <w:p>
             <w:r>
               <w:t xml:space="preserve">SATELLITE  SAT_PROVIDER_BANKING</w:t>
+            </w:r>
+            <w:r>
+              <w:rPr>
+                <w:b/>
+              </w:rPr>
+              <w:t xml:space="preserve"> [Partner LOB]</w:t>
             </w:r>
           </w:p>
         </w:tc>
@@ -26538,6 +27318,12 @@
       <w:r>
         <w:t xml:space="preserve">74. OPUS — SATELLITE  SAT_PROVIDER_TARIFF</w:t>
       </w:r>
+      <w:r>
+        <w:rPr>
+          <w:b/>
+        </w:rPr>
+        <w:t xml:space="preserve"> [Partner LOB]</w:t>
+      </w:r>
     </w:p>
     <w:tbl>
       <w:tblPr>
@@ -26595,6 +27381,12 @@
           <w:p>
             <w:r>
               <w:t xml:space="preserve">SATELLITE  SAT_PROVIDER_TARIFF</w:t>
+            </w:r>
+            <w:r>
+              <w:rPr>
+                <w:b/>
+              </w:rPr>
+              <w:t xml:space="preserve"> [Partner LOB]</w:t>
             </w:r>
           </w:p>
         </w:tc>

--- a/BGIL_DBT/validation/DM-T/DM-T2_OPUS.docx
+++ b/BGIL_DBT/validation/DM-T/DM-T2_OPUS.docx
@@ -5279,7 +5279,7 @@
               </w:rPr>
               <w:t xml:space="preserve">select 'OPUS' as project, table_name, column_name, data_type, character_maximum_length as byte_length,</w:t>
               <w:br/>
-              <w:t xml:space="preserve">       iff(data_type = 'BINARY' and character_maximum_length = 16, 'PASS', 'FAIL') as status</w:t>
+              <w:t xml:space="preserve">       iff(data_type = 'BINARY', 'PASS', 'FAIL') as status</w:t>
               <w:br/>
               <w:t xml:space="preserve">  from BAGIC_PREPROD_CURATED_DB.INFORMATION_SCHEMA.COLUMNS</w:t>
               <w:br/>

--- a/BGIL_DBT/validation/DM-T/DM-T2_OPUS.docx
+++ b/BGIL_DBT/validation/DM-T/DM-T2_OPUS.docx
@@ -5116,7 +5116,7 @@
             </w:r>
             <w:r>
               <w:drawing>
-                <wp:inline distT="0" distB="0" distL="180" distR="180">
+                <wp:inline distT="0" distB="0" distL="0" distR="0">
                   <wp:extent cx="5486400" cy="1474470"/>
                   <wp:effectExtent l="0" t="0" r="0" b="0"/>
                   <wp:docPr id="1025" name="shape1025" hidden="0"/>
@@ -6521,7 +6521,7 @@
           <w:p>
             <w:r>
               <w:drawing>
-                <wp:inline distT="0" distB="0" distL="180" distR="180">
+                <wp:inline distT="0" distB="0" distL="0" distR="0">
                   <wp:extent cx="5486400" cy="1521460"/>
                   <wp:effectExtent l="0" t="0" r="0" b="0"/>
                   <wp:docPr id="1026" name="shape1026" hidden="0"/>
@@ -7027,7 +7027,7 @@
           <w:p>
             <w:r>
               <w:drawing>
-                <wp:inline distT="0" distB="0" distL="180" distR="180">
+                <wp:inline distT="0" distB="0" distL="0" distR="0">
                   <wp:extent cx="5486400" cy="1628775"/>
                   <wp:effectExtent l="0" t="0" r="0" b="0"/>
                   <wp:docPr id="1027" name="shape1027" hidden="0"/>
@@ -7539,7 +7539,7 @@
           <w:p>
             <w:r>
               <w:drawing>
-                <wp:inline distT="0" distB="0" distL="180" distR="180">
+                <wp:inline distT="0" distB="0" distL="0" distR="0">
                   <wp:extent cx="5486400" cy="1602740"/>
                   <wp:effectExtent l="0" t="0" r="0" b="0"/>
                   <wp:docPr id="1028" name="shape1028" hidden="0"/>
@@ -8054,7 +8054,7 @@
             </w:r>
             <w:r>
               <w:drawing>
-                <wp:inline distT="0" distB="0" distL="180" distR="180">
+                <wp:inline distT="0" distB="0" distL="0" distR="0">
                   <wp:extent cx="5486400" cy="1628140"/>
                   <wp:effectExtent l="0" t="0" r="0" b="0"/>
                   <wp:docPr id="1029" name="shape1029" hidden="0"/>
@@ -8563,7 +8563,7 @@
           <w:p>
             <w:r>
               <w:drawing>
-                <wp:inline distT="0" distB="0" distL="180" distR="180">
+                <wp:inline distT="0" distB="0" distL="0" distR="0">
                   <wp:extent cx="5486400" cy="1533525"/>
                   <wp:effectExtent l="0" t="0" r="0" b="0"/>
                   <wp:docPr id="1030" name="shape1030" hidden="0"/>
@@ -9078,10 +9078,10 @@
             </w:r>
             <w:r>
               <w:drawing>
-                <wp:inline distT="0" distB="0" distL="180" distR="180">
+                <wp:inline distT="0" distB="0" distL="0" distR="0">
                   <wp:extent cx="5486400" cy="1175385"/>
                   <wp:effectExtent l="0" t="0" r="0" b="0"/>
-                  <wp:docPr id="1040" name="shape1040" hidden="0"/>
+                  <wp:docPr id="1031" name="shape1031" hidden="0"/>
                   <wp:cNvGraphicFramePr>
                     <a:graphicFrameLocks xmlns:a="http://schemas.openxmlformats.org/drawingml/2006/main" noChangeAspect="1"/>
                   </wp:cNvGraphicFramePr>
@@ -9590,10 +9590,10 @@
             </w:r>
             <w:r>
               <w:drawing>
-                <wp:inline distT="0" distB="0" distL="180" distR="180">
+                <wp:inline distT="0" distB="0" distL="0" distR="0">
                   <wp:extent cx="5486400" cy="1620520"/>
                   <wp:effectExtent l="0" t="0" r="0" b="0"/>
-                  <wp:docPr id="1031" name="shape1031" hidden="0"/>
+                  <wp:docPr id="1032" name="shape1032" hidden="0"/>
                   <wp:cNvGraphicFramePr>
                     <a:graphicFrameLocks xmlns:a="http://schemas.openxmlformats.org/drawingml/2006/main" noChangeAspect="1"/>
                   </wp:cNvGraphicFramePr>
@@ -10547,10 +10547,10 @@
           <w:p>
             <w:r>
               <w:drawing>
-                <wp:inline distT="0" distB="0" distL="180" distR="180">
+                <wp:inline distT="0" distB="0" distL="0" distR="0">
                   <wp:extent cx="5486400" cy="1610360"/>
                   <wp:effectExtent l="0" t="0" r="0" b="0"/>
-                  <wp:docPr id="1032" name="shape1032" hidden="0"/>
+                  <wp:docPr id="1033" name="shape1033" hidden="0"/>
                   <wp:cNvGraphicFramePr>
                     <a:graphicFrameLocks xmlns:a="http://schemas.openxmlformats.org/drawingml/2006/main" noChangeAspect="1"/>
                   </wp:cNvGraphicFramePr>
@@ -12333,10 +12333,10 @@
           <w:p>
             <w:r>
               <w:drawing>
-                <wp:inline distT="0" distB="0" distL="180" distR="180">
+                <wp:inline distT="0" distB="0" distL="0" distR="0">
                   <wp:extent cx="5486400" cy="1431290"/>
                   <wp:effectExtent l="0" t="0" r="0" b="0"/>
-                  <wp:docPr id="1033" name="shape1033" hidden="0"/>
+                  <wp:docPr id="1034" name="shape1034" hidden="0"/>
                   <wp:cNvGraphicFramePr>
                     <a:graphicFrameLocks xmlns:a="http://schemas.openxmlformats.org/drawingml/2006/main" noChangeAspect="1"/>
                   </wp:cNvGraphicFramePr>
@@ -12775,10 +12775,10 @@
           <w:p>
             <w:r>
               <w:drawing>
-                <wp:inline distT="0" distB="0" distL="180" distR="180">
+                <wp:inline distT="0" distB="0" distL="0" distR="0">
                   <wp:extent cx="5486400" cy="1200150"/>
                   <wp:effectExtent l="0" t="0" r="0" b="0"/>
-                  <wp:docPr id="1034" name="shape1034" hidden="0"/>
+                  <wp:docPr id="1035" name="shape1035" hidden="0"/>
                   <wp:cNvGraphicFramePr>
                     <a:graphicFrameLocks xmlns:a="http://schemas.openxmlformats.org/drawingml/2006/main" noChangeAspect="1"/>
                   </wp:cNvGraphicFramePr>
@@ -13735,7 +13735,7 @@
                 <w:lang w:val="en-US"/>
                 <w:rtl w:val="off"/>
               </w:rPr>
-              <w:t>Fail</w:t>
+              <w:t>Pass</w:t>
             </w:r>
           </w:p>
         </w:tc>
@@ -13968,9 +13968,9 @@
             <w:r>
               <w:drawing>
                 <wp:inline distT="0" distB="0" distL="180" distR="180">
-                  <wp:extent cx="5486400" cy="1167765"/>
+                  <wp:extent cx="5486400" cy="1115060"/>
                   <wp:effectExtent l="0" t="0" r="0" b="0"/>
-                  <wp:docPr id="1036" name="shape1036" hidden="0"/>
+                  <wp:docPr id="1075" name="shape1075" hidden="0"/>
                   <wp:cNvGraphicFramePr>
                     <a:graphicFrameLocks xmlns:a="http://schemas.openxmlformats.org/drawingml/2006/main" noChangeAspect="1"/>
                   </wp:cNvGraphicFramePr>
@@ -13999,7 +13999,7 @@
                         <pic:spPr>
                           <a:xfrm>
                             <a:off x="0" y="0"/>
-                            <a:ext cx="5486400" cy="1167765"/>
+                            <a:ext cx="5486400" cy="1115060"/>
                           </a:xfrm>
                           <a:prstGeom prst="rect"/>
                         </pic:spPr>
@@ -14171,7 +14171,7 @@
                 <w:lang w:val="en-US"/>
                 <w:rtl w:val="off"/>
               </w:rPr>
-              <w:t>Fail</w:t>
+              <w:t>Pass</w:t>
             </w:r>
           </w:p>
         </w:tc>
@@ -14404,9 +14404,9 @@
             <w:r>
               <w:drawing>
                 <wp:inline distT="0" distB="0" distL="180" distR="180">
-                  <wp:extent cx="5486400" cy="1152525"/>
+                  <wp:extent cx="5486400" cy="1343025"/>
                   <wp:effectExtent l="0" t="0" r="0" b="0"/>
-                  <wp:docPr id="1035" name="shape1035" hidden="0"/>
+                  <wp:docPr id="1076" name="shape1076" hidden="0"/>
                   <wp:cNvGraphicFramePr>
                     <a:graphicFrameLocks xmlns:a="http://schemas.openxmlformats.org/drawingml/2006/main" noChangeAspect="1"/>
                   </wp:cNvGraphicFramePr>
@@ -14435,7 +14435,7 @@
                         <pic:spPr>
                           <a:xfrm>
                             <a:off x="0" y="0"/>
-                            <a:ext cx="5486400" cy="1152525"/>
+                            <a:ext cx="5486400" cy="1343025"/>
                           </a:xfrm>
                           <a:prstGeom prst="rect"/>
                         </pic:spPr>
@@ -15221,10 +15221,10 @@
             </w:r>
             <w:r>
               <w:drawing>
-                <wp:inline distT="0" distB="0" distL="180" distR="180">
+                <wp:inline distT="0" distB="0" distL="0" distR="0">
                   <wp:extent cx="5486400" cy="1224915"/>
                   <wp:effectExtent l="0" t="0" r="0" b="0"/>
-                  <wp:docPr id="1037" name="shape1037" hidden="0"/>
+                  <wp:docPr id="1038" name="shape1038" hidden="0"/>
                   <wp:cNvGraphicFramePr>
                     <a:graphicFrameLocks xmlns:a="http://schemas.openxmlformats.org/drawingml/2006/main" noChangeAspect="1"/>
                   </wp:cNvGraphicFramePr>
@@ -16416,10 +16416,10 @@
           <w:p>
             <w:r>
               <w:drawing>
-                <wp:inline distT="0" distB="0" distL="180" distR="180">
+                <wp:inline distT="0" distB="0" distL="0" distR="0">
                   <wp:extent cx="5486400" cy="1148715"/>
                   <wp:effectExtent l="0" t="0" r="0" b="0"/>
-                  <wp:docPr id="1038" name="shape1038" hidden="0"/>
+                  <wp:docPr id="1039" name="shape1039" hidden="0"/>
                   <wp:cNvGraphicFramePr>
                     <a:graphicFrameLocks xmlns:a="http://schemas.openxmlformats.org/drawingml/2006/main" noChangeAspect="1"/>
                   </wp:cNvGraphicFramePr>
@@ -16861,10 +16861,10 @@
             </w:r>
             <w:r>
               <w:drawing>
-                <wp:inline distT="0" distB="0" distL="180" distR="180">
+                <wp:inline distT="0" distB="0" distL="0" distR="0">
                   <wp:extent cx="5486400" cy="1239520"/>
                   <wp:effectExtent l="0" t="0" r="0" b="0"/>
-                  <wp:docPr id="1039" name="shape1039" hidden="0"/>
+                  <wp:docPr id="1040" name="shape1040" hidden="0"/>
                   <wp:cNvGraphicFramePr>
                     <a:graphicFrameLocks xmlns:a="http://schemas.openxmlformats.org/drawingml/2006/main" noChangeAspect="1"/>
                   </wp:cNvGraphicFramePr>
@@ -17300,7 +17300,7 @@
           <w:p>
             <w:r>
               <w:drawing>
-                <wp:inline distT="0" distB="0" distL="180" distR="180">
+                <wp:inline distT="0" distB="0" distL="0" distR="0">
                   <wp:extent cx="5486400" cy="1269365"/>
                   <wp:effectExtent l="0" t="0" r="0" b="0"/>
                   <wp:docPr id="1041" name="shape1041" hidden="0"/>
@@ -17742,7 +17742,7 @@
           <w:p>
             <w:r>
               <w:drawing>
-                <wp:inline distT="0" distB="0" distL="180" distR="180">
+                <wp:inline distT="0" distB="0" distL="0" distR="0">
                   <wp:extent cx="5486400" cy="1535430"/>
                   <wp:effectExtent l="0" t="0" r="0" b="0"/>
                   <wp:docPr id="1042" name="shape1042" hidden="0"/>
@@ -18560,7 +18560,7 @@
             </w:r>
             <w:r>
               <w:drawing>
-                <wp:inline distT="0" distB="0" distL="180" distR="180">
+                <wp:inline distT="0" distB="0" distL="0" distR="0">
                   <wp:extent cx="5486400" cy="1287145"/>
                   <wp:effectExtent l="0" t="0" r="0" b="0"/>
                   <wp:docPr id="1043" name="shape1043" hidden="0"/>
@@ -19377,7 +19377,7 @@
           <w:p>
             <w:r>
               <w:drawing>
-                <wp:inline distT="0" distB="0" distL="180" distR="180">
+                <wp:inline distT="0" distB="0" distL="0" distR="0">
                   <wp:extent cx="5486400" cy="1275080"/>
                   <wp:effectExtent l="0" t="0" r="0" b="0"/>
                   <wp:docPr id="1044" name="shape1044" hidden="0"/>
@@ -20197,7 +20197,7 @@
           <w:p>
             <w:r>
               <w:drawing>
-                <wp:inline distT="0" distB="0" distL="180" distR="180">
+                <wp:inline distT="0" distB="0" distL="0" distR="0">
                   <wp:extent cx="5486400" cy="1180465"/>
                   <wp:effectExtent l="0" t="0" r="0" b="0"/>
                   <wp:docPr id="1045" name="shape1045" hidden="0"/>
@@ -20639,7 +20639,7 @@
           <w:p>
             <w:r>
               <w:drawing>
-                <wp:inline distT="0" distB="0" distL="180" distR="180">
+                <wp:inline distT="0" distB="0" distL="0" distR="0">
                   <wp:extent cx="5486400" cy="1243965"/>
                   <wp:effectExtent l="0" t="0" r="0" b="0"/>
                   <wp:docPr id="1046" name="shape1046" hidden="0"/>
@@ -21081,7 +21081,7 @@
           <w:p>
             <w:r>
               <w:drawing>
-                <wp:inline distT="0" distB="0" distL="180" distR="180">
+                <wp:inline distT="0" distB="0" distL="0" distR="0">
                   <wp:extent cx="5486400" cy="1183640"/>
                   <wp:effectExtent l="0" t="0" r="0" b="0"/>
                   <wp:docPr id="1047" name="shape1047" hidden="0"/>
@@ -21523,7 +21523,7 @@
           <w:p>
             <w:r>
               <w:drawing>
-                <wp:inline distT="0" distB="0" distL="180" distR="180">
+                <wp:inline distT="0" distB="0" distL="0" distR="0">
                   <wp:extent cx="5486400" cy="1245870"/>
                   <wp:effectExtent l="0" t="0" r="0" b="0"/>
                   <wp:docPr id="1048" name="shape1048" hidden="0"/>
@@ -21965,7 +21965,7 @@
           <w:p>
             <w:r>
               <w:drawing>
-                <wp:inline distT="0" distB="0" distL="180" distR="180">
+                <wp:inline distT="0" distB="0" distL="0" distR="0">
                   <wp:extent cx="5486400" cy="1205230"/>
                   <wp:effectExtent l="0" t="0" r="0" b="0"/>
                   <wp:docPr id="1049" name="shape1049" hidden="0"/>
@@ -22169,7 +22169,15 @@
           <w:tcPr>
             <w:tcW w:w="5640" w:type="dxa"/>
           </w:tcPr>
-          <w:p/>
+          <w:p>
+            <w:r>
+              <w:rPr>
+                <w:lang w:val="en-US"/>
+                <w:rtl w:val="off"/>
+              </w:rPr>
+              <w:t>Pass</w:t>
+            </w:r>
+          </w:p>
         </w:tc>
       </w:tr>
       <w:tr>
@@ -22399,7 +22407,7 @@
           <w:p>
             <w:r>
               <w:drawing>
-                <wp:inline distT="0" distB="0" distL="180" distR="180">
+                <wp:inline distT="0" distB="0" distL="0" distR="0">
                   <wp:extent cx="5486400" cy="1265555"/>
                   <wp:effectExtent l="0" t="0" r="0" b="0"/>
                   <wp:docPr id="1050" name="shape1050" hidden="0"/>
@@ -23230,7 +23238,7 @@
             </w:r>
             <w:r>
               <w:drawing>
-                <wp:inline distT="0" distB="0" distL="180" distR="180">
+                <wp:inline distT="0" distB="0" distL="0" distR="0">
                   <wp:extent cx="5486400" cy="1186180"/>
                   <wp:effectExtent l="0" t="0" r="0" b="0"/>
                   <wp:docPr id="1051" name="shape1051" hidden="0"/>
@@ -23669,7 +23677,7 @@
           <w:p>
             <w:r>
               <w:drawing>
-                <wp:inline distT="0" distB="0" distL="180" distR="180">
+                <wp:inline distT="0" distB="0" distL="0" distR="0">
                   <wp:extent cx="5486400" cy="1096010"/>
                   <wp:effectExtent l="0" t="0" r="0" b="0"/>
                   <wp:docPr id="1052" name="shape1052" hidden="0"/>
@@ -24111,7 +24119,7 @@
           <w:p>
             <w:r>
               <w:drawing>
-                <wp:inline distT="0" distB="0" distL="180" distR="180">
+                <wp:inline distT="0" distB="0" distL="0" distR="0">
                   <wp:extent cx="5486400" cy="1215390"/>
                   <wp:effectExtent l="0" t="0" r="0" b="0"/>
                   <wp:docPr id="1053" name="shape1053" hidden="0"/>
@@ -24553,7 +24561,7 @@
           <w:p>
             <w:r>
               <w:drawing>
-                <wp:inline distT="0" distB="0" distL="180" distR="180">
+                <wp:inline distT="0" distB="0" distL="0" distR="0">
                   <wp:extent cx="5486400" cy="1257935"/>
                   <wp:effectExtent l="0" t="0" r="0" b="0"/>
                   <wp:docPr id="1054" name="shape1054" hidden="0"/>
@@ -25373,7 +25381,7 @@
           <w:p>
             <w:r>
               <w:drawing>
-                <wp:inline distT="0" distB="0" distL="180" distR="180">
+                <wp:inline distT="0" distB="0" distL="0" distR="0">
                   <wp:extent cx="5486400" cy="1180465"/>
                   <wp:effectExtent l="0" t="0" r="0" b="0"/>
                   <wp:docPr id="1055" name="shape1055" hidden="0"/>
@@ -25815,7 +25823,7 @@
           <w:p>
             <w:r>
               <w:drawing>
-                <wp:inline distT="0" distB="0" distL="180" distR="180">
+                <wp:inline distT="0" distB="0" distL="0" distR="0">
                   <wp:extent cx="5486400" cy="1180465"/>
                   <wp:effectExtent l="0" t="0" r="0" b="0"/>
                   <wp:docPr id="1056" name="shape1056" hidden="0"/>
@@ -26257,7 +26265,7 @@
           <w:p>
             <w:r>
               <w:drawing>
-                <wp:inline distT="0" distB="0" distL="180" distR="180">
+                <wp:inline distT="0" distB="0" distL="0" distR="0">
                   <wp:extent cx="5486400" cy="1223010"/>
                   <wp:effectExtent l="0" t="0" r="0" b="0"/>
                   <wp:docPr id="1057" name="shape1057" hidden="0"/>
@@ -26699,7 +26707,7 @@
           <w:p>
             <w:r>
               <w:drawing>
-                <wp:inline distT="0" distB="0" distL="180" distR="180">
+                <wp:inline distT="0" distB="0" distL="0" distR="0">
                   <wp:extent cx="5486400" cy="1180465"/>
                   <wp:effectExtent l="0" t="0" r="0" b="0"/>
                   <wp:docPr id="1058" name="shape1058" hidden="0"/>
@@ -27522,7 +27530,7 @@
             </w:r>
             <w:r>
               <w:drawing>
-                <wp:inline distT="0" distB="0" distL="180" distR="180">
+                <wp:inline distT="0" distB="0" distL="0" distR="0">
                   <wp:extent cx="5486400" cy="1306830"/>
                   <wp:effectExtent l="0" t="0" r="0" b="0"/>
                   <wp:docPr id="1059" name="shape1059" hidden="0"/>
@@ -27961,7 +27969,7 @@
           <w:p>
             <w:r>
               <w:drawing>
-                <wp:inline distT="0" distB="0" distL="180" distR="180">
+                <wp:inline distT="0" distB="0" distL="0" distR="0">
                   <wp:extent cx="5486400" cy="1207770"/>
                   <wp:effectExtent l="0" t="0" r="0" b="0"/>
                   <wp:docPr id="1060" name="shape1060" hidden="0"/>
@@ -28403,7 +28411,7 @@
           <w:p>
             <w:r>
               <w:drawing>
-                <wp:inline distT="0" distB="0" distL="180" distR="180">
+                <wp:inline distT="0" distB="0" distL="0" distR="0">
                   <wp:extent cx="5486400" cy="1254760"/>
                   <wp:effectExtent l="0" t="0" r="0" b="0"/>
                   <wp:docPr id="1061" name="shape1061" hidden="0"/>
@@ -28845,7 +28853,7 @@
           <w:p>
             <w:r>
               <w:drawing>
-                <wp:inline distT="0" distB="0" distL="180" distR="180">
+                <wp:inline distT="0" distB="0" distL="0" distR="0">
                   <wp:extent cx="5486400" cy="1225550"/>
                   <wp:effectExtent l="0" t="0" r="0" b="0"/>
                   <wp:docPr id="1062" name="shape1062" hidden="0"/>
@@ -29287,7 +29295,7 @@
           <w:p>
             <w:r>
               <w:drawing>
-                <wp:inline distT="0" distB="0" distL="180" distR="180">
+                <wp:inline distT="0" distB="0" distL="0" distR="0">
                   <wp:extent cx="5486400" cy="1197610"/>
                   <wp:effectExtent l="0" t="0" r="0" b="0"/>
                   <wp:docPr id="1063" name="shape1063" hidden="0"/>
@@ -29729,7 +29737,7 @@
           <w:p>
             <w:r>
               <w:drawing>
-                <wp:inline distT="0" distB="0" distL="180" distR="180">
+                <wp:inline distT="0" distB="0" distL="0" distR="0">
                   <wp:extent cx="5486400" cy="1186815"/>
                   <wp:effectExtent l="0" t="0" r="0" b="0"/>
                   <wp:docPr id="1064" name="shape1064" hidden="0"/>
@@ -30171,7 +30179,7 @@
           <w:p>
             <w:r>
               <w:drawing>
-                <wp:inline distT="0" distB="0" distL="180" distR="180">
+                <wp:inline distT="0" distB="0" distL="0" distR="0">
                   <wp:extent cx="5486400" cy="1228725"/>
                   <wp:effectExtent l="0" t="0" r="0" b="0"/>
                   <wp:docPr id="1065" name="shape1065" hidden="0"/>
@@ -30616,7 +30624,7 @@
             </w:r>
             <w:r>
               <w:drawing>
-                <wp:inline distT="0" distB="0" distL="180" distR="180">
+                <wp:inline distT="0" distB="0" distL="0" distR="0">
                   <wp:extent cx="5486400" cy="1207135"/>
                   <wp:effectExtent l="0" t="0" r="0" b="0"/>
                   <wp:docPr id="1066" name="shape1066" hidden="0"/>
@@ -31058,7 +31066,7 @@
             </w:r>
             <w:r>
               <w:drawing>
-                <wp:inline distT="0" distB="0" distL="180" distR="180">
+                <wp:inline distT="0" distB="0" distL="0" distR="0">
                   <wp:extent cx="5486400" cy="1148715"/>
                   <wp:effectExtent l="0" t="0" r="0" b="0"/>
                   <wp:docPr id="1067" name="shape1067" hidden="0"/>
@@ -31500,7 +31508,7 @@
             </w:r>
             <w:r>
               <w:drawing>
-                <wp:inline distT="0" distB="0" distL="180" distR="180">
+                <wp:inline distT="0" distB="0" distL="0" distR="0">
                   <wp:extent cx="5486400" cy="1226820"/>
                   <wp:effectExtent l="0" t="0" r="0" b="0"/>
                   <wp:docPr id="1068" name="shape1068" hidden="0"/>
@@ -31942,7 +31950,7 @@
             </w:r>
             <w:r>
               <w:drawing>
-                <wp:inline distT="0" distB="0" distL="180" distR="180">
+                <wp:inline distT="0" distB="0" distL="0" distR="0">
                   <wp:extent cx="5486400" cy="1137920"/>
                   <wp:effectExtent l="0" t="0" r="0" b="0"/>
                   <wp:docPr id="1069" name="shape1069" hidden="0"/>
@@ -33530,10 +33538,10 @@
             </w:r>
             <w:r>
               <w:drawing>
-                <wp:inline distT="0" distB="0" distL="180" distR="180">
+                <wp:inline distT="0" distB="0" distL="0" distR="0">
                   <wp:extent cx="5486400" cy="1267460"/>
                   <wp:effectExtent l="0" t="0" r="0" b="0"/>
-                  <wp:docPr id="1074" name="shape1074" hidden="0"/>
+                  <wp:docPr id="1070" name="shape1070" hidden="0"/>
                   <wp:cNvGraphicFramePr>
                     <a:graphicFrameLocks xmlns:a="http://schemas.openxmlformats.org/drawingml/2006/main" noChangeAspect="1"/>
                   </wp:cNvGraphicFramePr>
@@ -34725,10 +34733,10 @@
           <w:p>
             <w:r>
               <w:drawing>
-                <wp:inline distT="0" distB="0" distL="180" distR="180">
+                <wp:inline distT="0" distB="0" distL="0" distR="0">
                   <wp:extent cx="5486400" cy="1182370"/>
                   <wp:effectExtent l="0" t="0" r="0" b="0"/>
-                  <wp:docPr id="1070" name="shape1070" hidden="0"/>
+                  <wp:docPr id="1071" name="shape1071" hidden="0"/>
                   <wp:cNvGraphicFramePr>
                     <a:graphicFrameLocks xmlns:a="http://schemas.openxmlformats.org/drawingml/2006/main" noChangeAspect="1"/>
                   </wp:cNvGraphicFramePr>
@@ -35561,10 +35569,10 @@
             </w:r>
             <w:r>
               <w:drawing>
-                <wp:inline distT="0" distB="0" distL="180" distR="180">
+                <wp:inline distT="0" distB="0" distL="0" distR="0">
                   <wp:extent cx="5486400" cy="1193800"/>
                   <wp:effectExtent l="0" t="0" r="0" b="0"/>
-                  <wp:docPr id="1071" name="shape1071" hidden="0"/>
+                  <wp:docPr id="1072" name="shape1072" hidden="0"/>
                   <wp:cNvGraphicFramePr>
                     <a:graphicFrameLocks xmlns:a="http://schemas.openxmlformats.org/drawingml/2006/main" noChangeAspect="1"/>
                   </wp:cNvGraphicFramePr>
@@ -36378,10 +36386,10 @@
           <w:p>
             <w:r>
               <w:drawing>
-                <wp:inline distT="0" distB="0" distL="180" distR="180">
+                <wp:inline distT="0" distB="0" distL="0" distR="0">
                   <wp:extent cx="5486400" cy="1142365"/>
                   <wp:effectExtent l="0" t="0" r="0" b="0"/>
-                  <wp:docPr id="1072" name="shape1072" hidden="0"/>
+                  <wp:docPr id="1073" name="shape1073" hidden="0"/>
                   <wp:cNvGraphicFramePr>
                     <a:graphicFrameLocks xmlns:a="http://schemas.openxmlformats.org/drawingml/2006/main" noChangeAspect="1"/>
                   </wp:cNvGraphicFramePr>
@@ -36820,10 +36828,10 @@
           <w:p>
             <w:r>
               <w:drawing>
-                <wp:inline distT="0" distB="0" distL="180" distR="180">
+                <wp:inline distT="0" distB="0" distL="0" distR="0">
                   <wp:extent cx="5486400" cy="1140460"/>
                   <wp:effectExtent l="0" t="0" r="0" b="0"/>
-                  <wp:docPr id="1073" name="shape1073" hidden="0"/>
+                  <wp:docPr id="1074" name="shape1074" hidden="0"/>
                   <wp:cNvGraphicFramePr>
                     <a:graphicFrameLocks xmlns:a="http://schemas.openxmlformats.org/drawingml/2006/main" noChangeAspect="1"/>
                   </wp:cNvGraphicFramePr>
@@ -37051,133 +37059,133 @@
     <w:lsdException w:name="heading 7" w:uiPriority="9" w:qFormat="1"/>
     <w:lsdException w:name="heading 8" w:uiPriority="9" w:qFormat="1"/>
     <w:lsdException w:name="heading 9" w:uiPriority="9" w:qFormat="1"/>
-    <w:lsdException w:name="toc 1" w:uiPriority="57"/>
-    <w:lsdException w:name="toc 2" w:uiPriority="57"/>
-    <w:lsdException w:name="toc 3" w:uiPriority="57"/>
-    <w:lsdException w:name="toc 4" w:uiPriority="57"/>
-    <w:lsdException w:name="toc 5" w:uiPriority="57"/>
-    <w:lsdException w:name="toc 6" w:uiPriority="57"/>
-    <w:lsdException w:name="toc 7" w:uiPriority="57"/>
-    <w:lsdException w:name="toc 8" w:uiPriority="57"/>
-    <w:lsdException w:name="toc 9" w:uiPriority="57"/>
-    <w:lsdException w:name="caption" w:uiPriority="53" w:qFormat="1"/>
-    <w:lsdException w:name="Title" w:semiHidden="0" w:uiPriority="16" w:unhideWhenUsed="0" w:qFormat="1"/>
+    <w:lsdException w:name="toc 1" w:uiPriority="87"/>
+    <w:lsdException w:name="toc 2" w:uiPriority="87"/>
+    <w:lsdException w:name="toc 3" w:uiPriority="87"/>
+    <w:lsdException w:name="toc 4" w:uiPriority="87"/>
+    <w:lsdException w:name="toc 5" w:uiPriority="87"/>
+    <w:lsdException w:name="toc 6" w:uiPriority="87"/>
+    <w:lsdException w:name="toc 7" w:uiPriority="87"/>
+    <w:lsdException w:name="toc 8" w:uiPriority="87"/>
+    <w:lsdException w:name="toc 9" w:uiPriority="87"/>
+    <w:lsdException w:name="caption" w:uiPriority="83" w:qFormat="1"/>
+    <w:lsdException w:name="Title" w:semiHidden="0" w:uiPriority="22" w:unhideWhenUsed="0" w:qFormat="1"/>
     <w:lsdException w:name="Default Paragraph Font" w:uiPriority="1"/>
-    <w:lsdException w:name="Subtitle" w:semiHidden="0" w:uiPriority="17" w:unhideWhenUsed="0" w:qFormat="1"/>
-    <w:lsdException w:name="Strong" w:semiHidden="0" w:uiPriority="34" w:unhideWhenUsed="0" w:qFormat="1"/>
-    <w:lsdException w:name="Emphasis" w:semiHidden="0" w:uiPriority="32" w:unhideWhenUsed="0" w:qFormat="1"/>
-    <w:lsdException w:name="Table Grid" w:semiHidden="0" w:uiPriority="89" w:unhideWhenUsed="0"/>
+    <w:lsdException w:name="Subtitle" w:semiHidden="0" w:uiPriority="23" w:unhideWhenUsed="0" w:qFormat="1"/>
+    <w:lsdException w:name="Strong" w:semiHidden="0" w:uiPriority="52" w:unhideWhenUsed="0" w:qFormat="1"/>
+    <w:lsdException w:name="Emphasis" w:semiHidden="0" w:uiPriority="50" w:unhideWhenUsed="0" w:qFormat="1"/>
+    <w:lsdException w:name="Table Grid" w:semiHidden="0" w:uiPriority="137" w:unhideWhenUsed="0"/>
     <w:lsdException w:name="Placeholder Text" w:unhideWhenUsed="0"/>
     <w:lsdException w:name="No Spacing" w:semiHidden="0" w:uiPriority="1" w:unhideWhenUsed="0" w:qFormat="1"/>
-    <w:lsdException w:name="Light Shading" w:semiHidden="0" w:uiPriority="96" w:unhideWhenUsed="0"/>
-    <w:lsdException w:name="Light List" w:semiHidden="0" w:uiPriority="97" w:unhideWhenUsed="0"/>
-    <w:lsdException w:name="Light Grid" w:semiHidden="0" w:uiPriority="98" w:unhideWhenUsed="0"/>
-    <w:lsdException w:name="Medium Shading 1" w:semiHidden="0" w:uiPriority="99" w:unhideWhenUsed="0"/>
-    <w:lsdException w:name="Medium Shading 2" w:semiHidden="0" w:uiPriority="100" w:unhideWhenUsed="0"/>
-    <w:lsdException w:name="Medium List 1" w:semiHidden="0" w:uiPriority="101" w:unhideWhenUsed="0"/>
-    <w:lsdException w:name="Medium List 2" w:semiHidden="0" w:uiPriority="102" w:unhideWhenUsed="0"/>
-    <w:lsdException w:name="Medium Grid 1" w:semiHidden="0" w:uiPriority="103" w:unhideWhenUsed="0"/>
-    <w:lsdException w:name="Medium Grid 2" w:semiHidden="0" w:uiPriority="104" w:unhideWhenUsed="0"/>
-    <w:lsdException w:name="Medium Grid 3" w:semiHidden="0" w:uiPriority="105" w:unhideWhenUsed="0"/>
-    <w:lsdException w:name="Dark List" w:semiHidden="0" w:uiPriority="112" w:unhideWhenUsed="0"/>
-    <w:lsdException w:name="Colorful Shading" w:semiHidden="0" w:uiPriority="113" w:unhideWhenUsed="0"/>
-    <w:lsdException w:name="Colorful List" w:semiHidden="0" w:uiPriority="114" w:unhideWhenUsed="0"/>
-    <w:lsdException w:name="Colorful Grid" w:semiHidden="0" w:uiPriority="115" w:unhideWhenUsed="0"/>
-    <w:lsdException w:name="Light Shading Accent 1" w:semiHidden="0" w:uiPriority="96" w:unhideWhenUsed="0"/>
-    <w:lsdException w:name="Light List Accent 1" w:semiHidden="0" w:uiPriority="97" w:unhideWhenUsed="0"/>
-    <w:lsdException w:name="Light Grid Accent 1" w:semiHidden="0" w:uiPriority="98" w:unhideWhenUsed="0"/>
-    <w:lsdException w:name="Medium Shading 1 Accent 1" w:semiHidden="0" w:uiPriority="99" w:unhideWhenUsed="0"/>
-    <w:lsdException w:name="Medium Shading 2 Accent 1" w:semiHidden="0" w:uiPriority="100" w:unhideWhenUsed="0"/>
-    <w:lsdException w:name="Medium List 1 Accent 1" w:semiHidden="0" w:uiPriority="101" w:unhideWhenUsed="0"/>
+    <w:lsdException w:name="Light Shading" w:semiHidden="0" w:uiPriority="150" w:unhideWhenUsed="0"/>
+    <w:lsdException w:name="Light List" w:semiHidden="0" w:uiPriority="151" w:unhideWhenUsed="0"/>
+    <w:lsdException w:name="Light Grid" w:semiHidden="0" w:uiPriority="152" w:unhideWhenUsed="0"/>
+    <w:lsdException w:name="Medium Shading 1" w:semiHidden="0" w:uiPriority="153" w:unhideWhenUsed="0"/>
+    <w:lsdException w:name="Medium Shading 2" w:semiHidden="0" w:uiPriority="256" w:unhideWhenUsed="0"/>
+    <w:lsdException w:name="Medium List 1" w:semiHidden="0" w:uiPriority="257" w:unhideWhenUsed="0"/>
+    <w:lsdException w:name="Medium List 2" w:semiHidden="0" w:uiPriority="258" w:unhideWhenUsed="0"/>
+    <w:lsdException w:name="Medium Grid 1" w:semiHidden="0" w:uiPriority="259" w:unhideWhenUsed="0"/>
+    <w:lsdException w:name="Medium Grid 2" w:semiHidden="0" w:uiPriority="260" w:unhideWhenUsed="0"/>
+    <w:lsdException w:name="Medium Grid 3" w:semiHidden="0" w:uiPriority="261" w:unhideWhenUsed="0"/>
+    <w:lsdException w:name="Dark List" w:semiHidden="0" w:uiPriority="274" w:unhideWhenUsed="0"/>
+    <w:lsdException w:name="Colorful Shading" w:semiHidden="0" w:uiPriority="275" w:unhideWhenUsed="0"/>
+    <w:lsdException w:name="Colorful List" w:semiHidden="0" w:uiPriority="276" w:unhideWhenUsed="0"/>
+    <w:lsdException w:name="Colorful Grid" w:semiHidden="0" w:uiPriority="277" w:unhideWhenUsed="0"/>
+    <w:lsdException w:name="Light Shading Accent 1" w:semiHidden="0" w:uiPriority="150" w:unhideWhenUsed="0"/>
+    <w:lsdException w:name="Light List Accent 1" w:semiHidden="0" w:uiPriority="151" w:unhideWhenUsed="0"/>
+    <w:lsdException w:name="Light Grid Accent 1" w:semiHidden="0" w:uiPriority="152" w:unhideWhenUsed="0"/>
+    <w:lsdException w:name="Medium Shading 1 Accent 1" w:semiHidden="0" w:uiPriority="153" w:unhideWhenUsed="0"/>
+    <w:lsdException w:name="Medium Shading 2 Accent 1" w:semiHidden="0" w:uiPriority="256" w:unhideWhenUsed="0"/>
+    <w:lsdException w:name="Medium List 1 Accent 1" w:semiHidden="0" w:uiPriority="257" w:unhideWhenUsed="0"/>
     <w:lsdException w:name="Revision" w:unhideWhenUsed="0"/>
-    <w:lsdException w:name="List Paragraph" w:semiHidden="0" w:uiPriority="52" w:unhideWhenUsed="0" w:qFormat="1"/>
-    <w:lsdException w:name="Quote" w:semiHidden="0" w:uiPriority="41" w:unhideWhenUsed="0" w:qFormat="1"/>
-    <w:lsdException w:name="Intense Quote" w:semiHidden="0" w:uiPriority="48" w:unhideWhenUsed="0" w:qFormat="1"/>
-    <w:lsdException w:name="Medium List 2 Accent 1" w:semiHidden="0" w:uiPriority="102" w:unhideWhenUsed="0"/>
-    <w:lsdException w:name="Medium Grid 1 Accent 1" w:semiHidden="0" w:uiPriority="103" w:unhideWhenUsed="0"/>
-    <w:lsdException w:name="Medium Grid 2 Accent 1" w:semiHidden="0" w:uiPriority="104" w:unhideWhenUsed="0"/>
-    <w:lsdException w:name="Medium Grid 3 Accent 1" w:semiHidden="0" w:uiPriority="105" w:unhideWhenUsed="0"/>
-    <w:lsdException w:name="Dark List Accent 1" w:semiHidden="0" w:uiPriority="112" w:unhideWhenUsed="0"/>
-    <w:lsdException w:name="Colorful Shading Accent 1" w:semiHidden="0" w:uiPriority="113" w:unhideWhenUsed="0"/>
-    <w:lsdException w:name="Colorful List Accent 1" w:semiHidden="0" w:uiPriority="114" w:unhideWhenUsed="0"/>
-    <w:lsdException w:name="Colorful Grid Accent 1" w:semiHidden="0" w:uiPriority="115" w:unhideWhenUsed="0"/>
-    <w:lsdException w:name="Light Shading Accent 2" w:semiHidden="0" w:uiPriority="96" w:unhideWhenUsed="0"/>
-    <w:lsdException w:name="Light List Accent 2" w:semiHidden="0" w:uiPriority="97" w:unhideWhenUsed="0"/>
-    <w:lsdException w:name="Light Grid Accent 2" w:semiHidden="0" w:uiPriority="98" w:unhideWhenUsed="0"/>
-    <w:lsdException w:name="Medium Shading 1 Accent 2" w:semiHidden="0" w:uiPriority="99" w:unhideWhenUsed="0"/>
-    <w:lsdException w:name="Medium Shading 2 Accent 2" w:semiHidden="0" w:uiPriority="100" w:unhideWhenUsed="0"/>
-    <w:lsdException w:name="Medium List 1 Accent 2" w:semiHidden="0" w:uiPriority="101" w:unhideWhenUsed="0"/>
-    <w:lsdException w:name="Medium List 2 Accent 2" w:semiHidden="0" w:uiPriority="102" w:unhideWhenUsed="0"/>
-    <w:lsdException w:name="Medium Grid 1 Accent 2" w:semiHidden="0" w:uiPriority="103" w:unhideWhenUsed="0"/>
-    <w:lsdException w:name="Medium Grid 2 Accent 2" w:semiHidden="0" w:uiPriority="104" w:unhideWhenUsed="0"/>
-    <w:lsdException w:name="Medium Grid 3 Accent 2" w:semiHidden="0" w:uiPriority="105" w:unhideWhenUsed="0"/>
-    <w:lsdException w:name="Dark List Accent 2" w:semiHidden="0" w:uiPriority="112" w:unhideWhenUsed="0"/>
-    <w:lsdException w:name="Colorful Shading Accent 2" w:semiHidden="0" w:uiPriority="113" w:unhideWhenUsed="0"/>
-    <w:lsdException w:name="Colorful List Accent 2" w:semiHidden="0" w:uiPriority="114" w:unhideWhenUsed="0"/>
-    <w:lsdException w:name="Colorful Grid Accent 2" w:semiHidden="0" w:uiPriority="115" w:unhideWhenUsed="0"/>
-    <w:lsdException w:name="Light Shading Accent 3" w:semiHidden="0" w:uiPriority="96" w:unhideWhenUsed="0"/>
-    <w:lsdException w:name="Light List Accent 3" w:semiHidden="0" w:uiPriority="97" w:unhideWhenUsed="0"/>
-    <w:lsdException w:name="Light Grid Accent 3" w:semiHidden="0" w:uiPriority="98" w:unhideWhenUsed="0"/>
-    <w:lsdException w:name="Medium Shading 1 Accent 3" w:semiHidden="0" w:uiPriority="99" w:unhideWhenUsed="0"/>
-    <w:lsdException w:name="Medium Shading 2 Accent 3" w:semiHidden="0" w:uiPriority="100" w:unhideWhenUsed="0"/>
-    <w:lsdException w:name="Medium List 1 Accent 3" w:semiHidden="0" w:uiPriority="101" w:unhideWhenUsed="0"/>
-    <w:lsdException w:name="Medium List 2 Accent 3" w:semiHidden="0" w:uiPriority="102" w:unhideWhenUsed="0"/>
-    <w:lsdException w:name="Medium Grid 1 Accent 3" w:semiHidden="0" w:uiPriority="103" w:unhideWhenUsed="0"/>
-    <w:lsdException w:name="Medium Grid 2 Accent 3" w:semiHidden="0" w:uiPriority="104" w:unhideWhenUsed="0"/>
-    <w:lsdException w:name="Medium Grid 3 Accent 3" w:semiHidden="0" w:uiPriority="105" w:unhideWhenUsed="0"/>
-    <w:lsdException w:name="Dark List Accent 3" w:semiHidden="0" w:uiPriority="112" w:unhideWhenUsed="0"/>
-    <w:lsdException w:name="Colorful Shading Accent 3" w:semiHidden="0" w:uiPriority="113" w:unhideWhenUsed="0"/>
-    <w:lsdException w:name="Colorful List Accent 3" w:semiHidden="0" w:uiPriority="114" w:unhideWhenUsed="0"/>
-    <w:lsdException w:name="Colorful Grid Accent 3" w:semiHidden="0" w:uiPriority="115" w:unhideWhenUsed="0"/>
-    <w:lsdException w:name="Light Shading Accent 4" w:semiHidden="0" w:uiPriority="96" w:unhideWhenUsed="0"/>
-    <w:lsdException w:name="Light List Accent 4" w:semiHidden="0" w:uiPriority="97" w:unhideWhenUsed="0"/>
-    <w:lsdException w:name="Light Grid Accent 4" w:semiHidden="0" w:uiPriority="98" w:unhideWhenUsed="0"/>
-    <w:lsdException w:name="Medium Shading 1 Accent 4" w:semiHidden="0" w:uiPriority="99" w:unhideWhenUsed="0"/>
-    <w:lsdException w:name="Medium Shading 2 Accent 4" w:semiHidden="0" w:uiPriority="100" w:unhideWhenUsed="0"/>
-    <w:lsdException w:name="Medium List 1 Accent 4" w:semiHidden="0" w:uiPriority="101" w:unhideWhenUsed="0"/>
-    <w:lsdException w:name="Medium List 2 Accent 4" w:semiHidden="0" w:uiPriority="102" w:unhideWhenUsed="0"/>
-    <w:lsdException w:name="Medium Grid 1 Accent 4" w:semiHidden="0" w:uiPriority="103" w:unhideWhenUsed="0"/>
-    <w:lsdException w:name="Medium Grid 2 Accent 4" w:semiHidden="0" w:uiPriority="104" w:unhideWhenUsed="0"/>
-    <w:lsdException w:name="Medium Grid 3 Accent 4" w:semiHidden="0" w:uiPriority="105" w:unhideWhenUsed="0"/>
-    <w:lsdException w:name="Dark List Accent 4" w:semiHidden="0" w:uiPriority="112" w:unhideWhenUsed="0"/>
-    <w:lsdException w:name="Colorful Shading Accent 4" w:semiHidden="0" w:uiPriority="113" w:unhideWhenUsed="0"/>
-    <w:lsdException w:name="Colorful List Accent 4" w:semiHidden="0" w:uiPriority="114" w:unhideWhenUsed="0"/>
-    <w:lsdException w:name="Colorful Grid Accent 4" w:semiHidden="0" w:uiPriority="115" w:unhideWhenUsed="0"/>
-    <w:lsdException w:name="Light Shading Accent 5" w:semiHidden="0" w:uiPriority="96" w:unhideWhenUsed="0"/>
-    <w:lsdException w:name="Light List Accent 5" w:semiHidden="0" w:uiPriority="97" w:unhideWhenUsed="0"/>
-    <w:lsdException w:name="Light Grid Accent 5" w:semiHidden="0" w:uiPriority="98" w:unhideWhenUsed="0"/>
-    <w:lsdException w:name="Medium Shading 1 Accent 5" w:semiHidden="0" w:uiPriority="99" w:unhideWhenUsed="0"/>
-    <w:lsdException w:name="Medium Shading 2 Accent 5" w:semiHidden="0" w:uiPriority="100" w:unhideWhenUsed="0"/>
-    <w:lsdException w:name="Medium List 1 Accent 5" w:semiHidden="0" w:uiPriority="101" w:unhideWhenUsed="0"/>
-    <w:lsdException w:name="Medium List 2 Accent 5" w:semiHidden="0" w:uiPriority="102" w:unhideWhenUsed="0"/>
-    <w:lsdException w:name="Medium Grid 1 Accent 5" w:semiHidden="0" w:uiPriority="103" w:unhideWhenUsed="0"/>
-    <w:lsdException w:name="Medium Grid 2 Accent 5" w:semiHidden="0" w:uiPriority="104" w:unhideWhenUsed="0"/>
-    <w:lsdException w:name="Medium Grid 3 Accent 5" w:semiHidden="0" w:uiPriority="105" w:unhideWhenUsed="0"/>
-    <w:lsdException w:name="Dark List Accent 5" w:semiHidden="0" w:uiPriority="112" w:unhideWhenUsed="0"/>
-    <w:lsdException w:name="Colorful Shading Accent 5" w:semiHidden="0" w:uiPriority="113" w:unhideWhenUsed="0"/>
-    <w:lsdException w:name="Colorful List Accent 5" w:semiHidden="0" w:uiPriority="114" w:unhideWhenUsed="0"/>
-    <w:lsdException w:name="Colorful Grid Accent 5" w:semiHidden="0" w:uiPriority="115" w:unhideWhenUsed="0"/>
-    <w:lsdException w:name="Light Shading Accent 6" w:semiHidden="0" w:uiPriority="96" w:unhideWhenUsed="0"/>
-    <w:lsdException w:name="Light List Accent 6" w:semiHidden="0" w:uiPriority="97" w:unhideWhenUsed="0"/>
-    <w:lsdException w:name="Light Grid Accent 6" w:semiHidden="0" w:uiPriority="98" w:unhideWhenUsed="0"/>
-    <w:lsdException w:name="Medium Shading 1 Accent 6" w:semiHidden="0" w:uiPriority="99" w:unhideWhenUsed="0"/>
-    <w:lsdException w:name="Medium Shading 2 Accent 6" w:semiHidden="0" w:uiPriority="100" w:unhideWhenUsed="0"/>
-    <w:lsdException w:name="Medium List 1 Accent 6" w:semiHidden="0" w:uiPriority="101" w:unhideWhenUsed="0"/>
-    <w:lsdException w:name="Medium List 2 Accent 6" w:semiHidden="0" w:uiPriority="102" w:unhideWhenUsed="0"/>
-    <w:lsdException w:name="Medium Grid 1 Accent 6" w:semiHidden="0" w:uiPriority="103" w:unhideWhenUsed="0"/>
-    <w:lsdException w:name="Medium Grid 2 Accent 6" w:semiHidden="0" w:uiPriority="104" w:unhideWhenUsed="0"/>
-    <w:lsdException w:name="Medium Grid 3 Accent 6" w:semiHidden="0" w:uiPriority="105" w:unhideWhenUsed="0"/>
-    <w:lsdException w:name="Dark List Accent 6" w:semiHidden="0" w:uiPriority="112" w:unhideWhenUsed="0"/>
-    <w:lsdException w:name="Colorful Shading Accent 6" w:semiHidden="0" w:uiPriority="113" w:unhideWhenUsed="0"/>
-    <w:lsdException w:name="Colorful List Accent 6" w:semiHidden="0" w:uiPriority="114" w:unhideWhenUsed="0"/>
-    <w:lsdException w:name="Colorful Grid Accent 6" w:semiHidden="0" w:uiPriority="115" w:unhideWhenUsed="0"/>
-    <w:lsdException w:name="Subtle Emphasis" w:semiHidden="0" w:uiPriority="25" w:unhideWhenUsed="0" w:qFormat="1"/>
-    <w:lsdException w:name="Intense Emphasis" w:semiHidden="0" w:uiPriority="33" w:unhideWhenUsed="0" w:qFormat="1"/>
-    <w:lsdException w:name="Subtle Reference" w:semiHidden="0" w:uiPriority="49" w:unhideWhenUsed="0" w:qFormat="1"/>
-    <w:lsdException w:name="Intense Reference" w:semiHidden="0" w:uiPriority="50" w:unhideWhenUsed="0" w:qFormat="1"/>
-    <w:lsdException w:name="Book Title" w:semiHidden="0" w:uiPriority="51" w:unhideWhenUsed="0" w:qFormat="1"/>
-    <w:lsdException w:name="Bibliography" w:uiPriority="55"/>
-    <w:lsdException w:name="TOC Heading" w:uiPriority="57" w:qFormat="1"/>
+    <w:lsdException w:name="List Paragraph" w:semiHidden="0" w:uiPriority="82" w:unhideWhenUsed="0" w:qFormat="1"/>
+    <w:lsdException w:name="Quote" w:semiHidden="0" w:uiPriority="65" w:unhideWhenUsed="0" w:qFormat="1"/>
+    <w:lsdException w:name="Intense Quote" w:semiHidden="0" w:uiPriority="72" w:unhideWhenUsed="0" w:qFormat="1"/>
+    <w:lsdException w:name="Medium List 2 Accent 1" w:semiHidden="0" w:uiPriority="258" w:unhideWhenUsed="0"/>
+    <w:lsdException w:name="Medium Grid 1 Accent 1" w:semiHidden="0" w:uiPriority="259" w:unhideWhenUsed="0"/>
+    <w:lsdException w:name="Medium Grid 2 Accent 1" w:semiHidden="0" w:uiPriority="260" w:unhideWhenUsed="0"/>
+    <w:lsdException w:name="Medium Grid 3 Accent 1" w:semiHidden="0" w:uiPriority="261" w:unhideWhenUsed="0"/>
+    <w:lsdException w:name="Dark List Accent 1" w:semiHidden="0" w:uiPriority="274" w:unhideWhenUsed="0"/>
+    <w:lsdException w:name="Colorful Shading Accent 1" w:semiHidden="0" w:uiPriority="275" w:unhideWhenUsed="0"/>
+    <w:lsdException w:name="Colorful List Accent 1" w:semiHidden="0" w:uiPriority="276" w:unhideWhenUsed="0"/>
+    <w:lsdException w:name="Colorful Grid Accent 1" w:semiHidden="0" w:uiPriority="277" w:unhideWhenUsed="0"/>
+    <w:lsdException w:name="Light Shading Accent 2" w:semiHidden="0" w:uiPriority="150" w:unhideWhenUsed="0"/>
+    <w:lsdException w:name="Light List Accent 2" w:semiHidden="0" w:uiPriority="151" w:unhideWhenUsed="0"/>
+    <w:lsdException w:name="Light Grid Accent 2" w:semiHidden="0" w:uiPriority="152" w:unhideWhenUsed="0"/>
+    <w:lsdException w:name="Medium Shading 1 Accent 2" w:semiHidden="0" w:uiPriority="153" w:unhideWhenUsed="0"/>
+    <w:lsdException w:name="Medium Shading 2 Accent 2" w:semiHidden="0" w:uiPriority="256" w:unhideWhenUsed="0"/>
+    <w:lsdException w:name="Medium List 1 Accent 2" w:semiHidden="0" w:uiPriority="257" w:unhideWhenUsed="0"/>
+    <w:lsdException w:name="Medium List 2 Accent 2" w:semiHidden="0" w:uiPriority="258" w:unhideWhenUsed="0"/>
+    <w:lsdException w:name="Medium Grid 1 Accent 2" w:semiHidden="0" w:uiPriority="259" w:unhideWhenUsed="0"/>
+    <w:lsdException w:name="Medium Grid 2 Accent 2" w:semiHidden="0" w:uiPriority="260" w:unhideWhenUsed="0"/>
+    <w:lsdException w:name="Medium Grid 3 Accent 2" w:semiHidden="0" w:uiPriority="261" w:unhideWhenUsed="0"/>
+    <w:lsdException w:name="Dark List Accent 2" w:semiHidden="0" w:uiPriority="274" w:unhideWhenUsed="0"/>
+    <w:lsdException w:name="Colorful Shading Accent 2" w:semiHidden="0" w:uiPriority="275" w:unhideWhenUsed="0"/>
+    <w:lsdException w:name="Colorful List Accent 2" w:semiHidden="0" w:uiPriority="276" w:unhideWhenUsed="0"/>
+    <w:lsdException w:name="Colorful Grid Accent 2" w:semiHidden="0" w:uiPriority="277" w:unhideWhenUsed="0"/>
+    <w:lsdException w:name="Light Shading Accent 3" w:semiHidden="0" w:uiPriority="150" w:unhideWhenUsed="0"/>
+    <w:lsdException w:name="Light List Accent 3" w:semiHidden="0" w:uiPriority="151" w:unhideWhenUsed="0"/>
+    <w:lsdException w:name="Light Grid Accent 3" w:semiHidden="0" w:uiPriority="152" w:unhideWhenUsed="0"/>
+    <w:lsdException w:name="Medium Shading 1 Accent 3" w:semiHidden="0" w:uiPriority="153" w:unhideWhenUsed="0"/>
+    <w:lsdException w:name="Medium Shading 2 Accent 3" w:semiHidden="0" w:uiPriority="256" w:unhideWhenUsed="0"/>
+    <w:lsdException w:name="Medium List 1 Accent 3" w:semiHidden="0" w:uiPriority="257" w:unhideWhenUsed="0"/>
+    <w:lsdException w:name="Medium List 2 Accent 3" w:semiHidden="0" w:uiPriority="258" w:unhideWhenUsed="0"/>
+    <w:lsdException w:name="Medium Grid 1 Accent 3" w:semiHidden="0" w:uiPriority="259" w:unhideWhenUsed="0"/>
+    <w:lsdException w:name="Medium Grid 2 Accent 3" w:semiHidden="0" w:uiPriority="260" w:unhideWhenUsed="0"/>
+    <w:lsdException w:name="Medium Grid 3 Accent 3" w:semiHidden="0" w:uiPriority="261" w:unhideWhenUsed="0"/>
+    <w:lsdException w:name="Dark List Accent 3" w:semiHidden="0" w:uiPriority="274" w:unhideWhenUsed="0"/>
+    <w:lsdException w:name="Colorful Shading Accent 3" w:semiHidden="0" w:uiPriority="275" w:unhideWhenUsed="0"/>
+    <w:lsdException w:name="Colorful List Accent 3" w:semiHidden="0" w:uiPriority="276" w:unhideWhenUsed="0"/>
+    <w:lsdException w:name="Colorful Grid Accent 3" w:semiHidden="0" w:uiPriority="277" w:unhideWhenUsed="0"/>
+    <w:lsdException w:name="Light Shading Accent 4" w:semiHidden="0" w:uiPriority="150" w:unhideWhenUsed="0"/>
+    <w:lsdException w:name="Light List Accent 4" w:semiHidden="0" w:uiPriority="151" w:unhideWhenUsed="0"/>
+    <w:lsdException w:name="Light Grid Accent 4" w:semiHidden="0" w:uiPriority="152" w:unhideWhenUsed="0"/>
+    <w:lsdException w:name="Medium Shading 1 Accent 4" w:semiHidden="0" w:uiPriority="153" w:unhideWhenUsed="0"/>
+    <w:lsdException w:name="Medium Shading 2 Accent 4" w:semiHidden="0" w:uiPriority="256" w:unhideWhenUsed="0"/>
+    <w:lsdException w:name="Medium List 1 Accent 4" w:semiHidden="0" w:uiPriority="257" w:unhideWhenUsed="0"/>
+    <w:lsdException w:name="Medium List 2 Accent 4" w:semiHidden="0" w:uiPriority="258" w:unhideWhenUsed="0"/>
+    <w:lsdException w:name="Medium Grid 1 Accent 4" w:semiHidden="0" w:uiPriority="259" w:unhideWhenUsed="0"/>
+    <w:lsdException w:name="Medium Grid 2 Accent 4" w:semiHidden="0" w:uiPriority="260" w:unhideWhenUsed="0"/>
+    <w:lsdException w:name="Medium Grid 3 Accent 4" w:semiHidden="0" w:uiPriority="261" w:unhideWhenUsed="0"/>
+    <w:lsdException w:name="Dark List Accent 4" w:semiHidden="0" w:uiPriority="274" w:unhideWhenUsed="0"/>
+    <w:lsdException w:name="Colorful Shading Accent 4" w:semiHidden="0" w:uiPriority="275" w:unhideWhenUsed="0"/>
+    <w:lsdException w:name="Colorful List Accent 4" w:semiHidden="0" w:uiPriority="276" w:unhideWhenUsed="0"/>
+    <w:lsdException w:name="Colorful Grid Accent 4" w:semiHidden="0" w:uiPriority="277" w:unhideWhenUsed="0"/>
+    <w:lsdException w:name="Light Shading Accent 5" w:semiHidden="0" w:uiPriority="150" w:unhideWhenUsed="0"/>
+    <w:lsdException w:name="Light List Accent 5" w:semiHidden="0" w:uiPriority="151" w:unhideWhenUsed="0"/>
+    <w:lsdException w:name="Light Grid Accent 5" w:semiHidden="0" w:uiPriority="152" w:unhideWhenUsed="0"/>
+    <w:lsdException w:name="Medium Shading 1 Accent 5" w:semiHidden="0" w:uiPriority="153" w:unhideWhenUsed="0"/>
+    <w:lsdException w:name="Medium Shading 2 Accent 5" w:semiHidden="0" w:uiPriority="256" w:unhideWhenUsed="0"/>
+    <w:lsdException w:name="Medium List 1 Accent 5" w:semiHidden="0" w:uiPriority="257" w:unhideWhenUsed="0"/>
+    <w:lsdException w:name="Medium List 2 Accent 5" w:semiHidden="0" w:uiPriority="258" w:unhideWhenUsed="0"/>
+    <w:lsdException w:name="Medium Grid 1 Accent 5" w:semiHidden="0" w:uiPriority="259" w:unhideWhenUsed="0"/>
+    <w:lsdException w:name="Medium Grid 2 Accent 5" w:semiHidden="0" w:uiPriority="260" w:unhideWhenUsed="0"/>
+    <w:lsdException w:name="Medium Grid 3 Accent 5" w:semiHidden="0" w:uiPriority="261" w:unhideWhenUsed="0"/>
+    <w:lsdException w:name="Dark List Accent 5" w:semiHidden="0" w:uiPriority="274" w:unhideWhenUsed="0"/>
+    <w:lsdException w:name="Colorful Shading Accent 5" w:semiHidden="0" w:uiPriority="275" w:unhideWhenUsed="0"/>
+    <w:lsdException w:name="Colorful List Accent 5" w:semiHidden="0" w:uiPriority="276" w:unhideWhenUsed="0"/>
+    <w:lsdException w:name="Colorful Grid Accent 5" w:semiHidden="0" w:uiPriority="277" w:unhideWhenUsed="0"/>
+    <w:lsdException w:name="Light Shading Accent 6" w:semiHidden="0" w:uiPriority="150" w:unhideWhenUsed="0"/>
+    <w:lsdException w:name="Light List Accent 6" w:semiHidden="0" w:uiPriority="151" w:unhideWhenUsed="0"/>
+    <w:lsdException w:name="Light Grid Accent 6" w:semiHidden="0" w:uiPriority="152" w:unhideWhenUsed="0"/>
+    <w:lsdException w:name="Medium Shading 1 Accent 6" w:semiHidden="0" w:uiPriority="153" w:unhideWhenUsed="0"/>
+    <w:lsdException w:name="Medium Shading 2 Accent 6" w:semiHidden="0" w:uiPriority="256" w:unhideWhenUsed="0"/>
+    <w:lsdException w:name="Medium List 1 Accent 6" w:semiHidden="0" w:uiPriority="257" w:unhideWhenUsed="0"/>
+    <w:lsdException w:name="Medium List 2 Accent 6" w:semiHidden="0" w:uiPriority="258" w:unhideWhenUsed="0"/>
+    <w:lsdException w:name="Medium Grid 1 Accent 6" w:semiHidden="0" w:uiPriority="259" w:unhideWhenUsed="0"/>
+    <w:lsdException w:name="Medium Grid 2 Accent 6" w:semiHidden="0" w:uiPriority="260" w:unhideWhenUsed="0"/>
+    <w:lsdException w:name="Medium Grid 3 Accent 6" w:semiHidden="0" w:uiPriority="261" w:unhideWhenUsed="0"/>
+    <w:lsdException w:name="Dark List Accent 6" w:semiHidden="0" w:uiPriority="274" w:unhideWhenUsed="0"/>
+    <w:lsdException w:name="Colorful Shading Accent 6" w:semiHidden="0" w:uiPriority="275" w:unhideWhenUsed="0"/>
+    <w:lsdException w:name="Colorful List Accent 6" w:semiHidden="0" w:uiPriority="276" w:unhideWhenUsed="0"/>
+    <w:lsdException w:name="Colorful Grid Accent 6" w:semiHidden="0" w:uiPriority="277" w:unhideWhenUsed="0"/>
+    <w:lsdException w:name="Subtle Emphasis" w:semiHidden="0" w:uiPriority="37" w:unhideWhenUsed="0" w:qFormat="1"/>
+    <w:lsdException w:name="Intense Emphasis" w:semiHidden="0" w:uiPriority="51" w:unhideWhenUsed="0" w:qFormat="1"/>
+    <w:lsdException w:name="Subtle Reference" w:semiHidden="0" w:uiPriority="73" w:unhideWhenUsed="0" w:qFormat="1"/>
+    <w:lsdException w:name="Intense Reference" w:semiHidden="0" w:uiPriority="80" w:unhideWhenUsed="0" w:qFormat="1"/>
+    <w:lsdException w:name="Book Title" w:semiHidden="0" w:uiPriority="81" w:unhideWhenUsed="0" w:qFormat="1"/>
+    <w:lsdException w:name="Bibliography" w:uiPriority="85"/>
+    <w:lsdException w:name="TOC Heading" w:uiPriority="87" w:qFormat="1"/>
   </w:latentStyles>
   <w:style w:type="paragraph" w:default="1" w:styleId="Normal">
     <w:name w:val="Normal"/>
@@ -48711,6 +48719,27 @@
       </w:tcPr>
     </w:tblStylePr>
   </w:style>
+  <w:style w:type="table" w:customStyle="1" w:styleId="TableNormal">
+    <w:name w:val="Normal Table"/>
+    <w:uiPriority w:val="99"/>
+    <w:semiHidden/>
+    <w:unhideWhenUsed/>
+    <w:tblPr>
+      <w:tblInd w:w="0" w:type="dxa"/>
+      <w:tblCellMar>
+        <w:top w:w="0" w:type="dxa"/>
+        <w:left w:w="108" w:type="dxa"/>
+        <w:bottom w:w="0" w:type="dxa"/>
+        <w:right w:w="108" w:type="dxa"/>
+      </w:tblCellMar>
+    </w:tblPr>
+  </w:style>
+  <w:style w:type="numbering" w:customStyle="1" w:styleId="NoList">
+    <w:name w:val="No List"/>
+    <w:uiPriority w:val="99"/>
+    <w:semiHidden/>
+    <w:unhideWhenUsed/>
+  </w:style>
 </w:styles>
 </file>
 
